--- a/ИНФОРМАЦИОНИ_СИСТЕМ_ЗА ПРОДАЈУ_МОТОЦИКАЛА.docx
+++ b/ИНФОРМАЦИОНИ_СИСТЕМ_ЗА ПРОДАЈУ_МОТОЦИКАЛА.docx
@@ -73,10 +73,10 @@
                   <v:path o:extrusionok="f" gradientshapeok="t" o:connecttype="rect"/>
                   <o:lock v:ext="edit" aspectratio="t"/>
                 </v:shapetype>
-                <v:shape id="_x0000_i1025" type="#_x0000_t75" style="width:64.55pt;height:64.55pt" o:ole="" fillcolor="window">
+                <v:shape id="_x0000_i1025" type="#_x0000_t75" style="width:64.5pt;height:64.5pt" o:ole="" fillcolor="window">
                   <v:imagedata r:id="rId8" o:title=""/>
                 </v:shape>
-                <o:OLEObject Type="Embed" ProgID="CorelDraw.Graphic.7" ShapeID="_x0000_i1025" DrawAspect="Content" ObjectID="_1814872732" r:id="rId9"/>
+                <o:OLEObject Type="Embed" ProgID="CorelDraw.Graphic.7" ShapeID="_x0000_i1025" DrawAspect="Content" ObjectID="_1814950344" r:id="rId9"/>
               </w:object>
             </w:r>
           </w:p>
@@ -7275,8 +7275,6 @@
           <w:lang w:val="sr-Cyrl-RS"/>
         </w:rPr>
       </w:pPr>
-      <w:bookmarkStart w:id="0" w:name="_GoBack"/>
-      <w:bookmarkEnd w:id="0"/>
     </w:p>
     <w:p>
       <w:pPr>
@@ -7993,11 +7991,11 @@
           <w:docGrid w:linePitch="326"/>
         </w:sectPr>
       </w:pPr>
-      <w:bookmarkStart w:id="1" w:name="_Toc135448681"/>
-      <w:bookmarkStart w:id="2" w:name="_Toc136105771"/>
+      <w:bookmarkStart w:id="0" w:name="_Toc135448681"/>
+      <w:bookmarkStart w:id="1" w:name="_Toc136105771"/>
     </w:p>
+    <w:bookmarkEnd w:id="0"/>
     <w:bookmarkEnd w:id="1"/>
-    <w:bookmarkEnd w:id="2"/>
     <w:p>
       <w:pPr>
         <w:keepNext/>
@@ -10596,7 +10594,7 @@
         </w:rPr>
         <w:lastRenderedPageBreak/>
         <w:pict w14:anchorId="14BF6D0A">
-          <v:shape id="_x0000_i1026" type="#_x0000_t75" style="width:468.7pt;height:416.4pt">
+          <v:shape id="_x0000_i1026" type="#_x0000_t75" style="width:468.75pt;height:416.25pt">
             <v:imagedata r:id="rId28" o:title="SveFunkcionalnosti_UseCase_Diagram"/>
           </v:shape>
         </w:pict>
@@ -11202,29 +11200,22 @@
         </w:rPr>
         <w:t xml:space="preserve">ви корисници система могу да мењају своју лозинку. </w:t>
       </w:r>
-    </w:p>
-    <w:p>
-      <w:pPr>
-        <w:autoSpaceDE w:val="0"/>
-        <w:autoSpaceDN w:val="0"/>
-        <w:adjustRightInd w:val="0"/>
-        <w:spacing w:before="0" w:after="0" w:line="360" w:lineRule="auto"/>
-        <w:jc w:val="left"/>
+      <w:r>
         <w:rPr>
           <w:rFonts w:eastAsia="Calibri" w:cs="Times New Roman"/>
           <w:color w:val="000000"/>
           <w:szCs w:val="24"/>
           <w:lang w:val="en-US"/>
         </w:rPr>
-      </w:pPr>
+        <w:br/>
+      </w:r>
       <w:r>
         <w:rPr>
           <w:rFonts w:eastAsia="Calibri" w:cs="Times New Roman"/>
           <w:color w:val="000000"/>
           <w:szCs w:val="24"/>
-          <w:lang w:val="en-US"/>
-        </w:rPr>
-        <w:lastRenderedPageBreak/>
+          <w:lang w:val="sr-Cyrl-RS"/>
+        </w:rPr>
         <w:t xml:space="preserve">     </w:t>
       </w:r>
       <w:r>
@@ -11321,6 +11312,7 @@
           <w:szCs w:val="24"/>
           <w:lang w:val="sr-Cyrl-RS"/>
         </w:rPr>
+        <w:lastRenderedPageBreak/>
         <w:t xml:space="preserve"> </w:t>
       </w:r>
       <w:r>
@@ -11339,6 +11331,15 @@
           <w:szCs w:val="24"/>
           <w:lang w:val="sr-Cyrl-RS"/>
         </w:rPr>
+        <w:t xml:space="preserve"> </w:t>
+      </w:r>
+      <w:r>
+        <w:rPr>
+          <w:rFonts w:eastAsia="Calibri" w:cs="Times New Roman"/>
+          <w:color w:val="000000"/>
+          <w:szCs w:val="24"/>
+          <w:lang w:val="sr-Cyrl-RS"/>
+        </w:rPr>
         <w:t>профилу осим корисничког имена. Директор једини има право да свим корисницима</w:t>
       </w:r>
       <w:r>
@@ -11367,6 +11368,15 @@
           <w:lang w:val="en-US"/>
         </w:rPr>
         <w:t xml:space="preserve">    </w:t>
+      </w:r>
+      <w:r>
+        <w:rPr>
+          <w:rFonts w:eastAsia="Calibri" w:cs="Times New Roman"/>
+          <w:color w:val="000000"/>
+          <w:szCs w:val="24"/>
+          <w:lang w:val="sr-Cyrl-RS"/>
+        </w:rPr>
+        <w:t xml:space="preserve"> </w:t>
       </w:r>
       <w:r>
         <w:rPr>
@@ -12739,7 +12749,14 @@
           <w:szCs w:val="24"/>
           <w:lang w:val="sr-Cyrl-RS"/>
         </w:rPr>
-        <w:lastRenderedPageBreak/>
+        <w:t xml:space="preserve">      </w:t>
+      </w:r>
+      <w:r>
+        <w:rPr>
+          <w:rFonts w:eastAsia="Calibri" w:cs="Times New Roman"/>
+          <w:szCs w:val="24"/>
+          <w:lang w:val="sr-Cyrl-RS"/>
+        </w:rPr>
         <w:t>10.</w:t>
       </w:r>
       <w:r>
@@ -12783,6 +12800,14 @@
           <w:lang w:val="sr-Cyrl-RS"/>
         </w:rPr>
         <w:br/>
+      </w:r>
+      <w:r>
+        <w:rPr>
+          <w:rFonts w:eastAsia="Calibri" w:cs="Times New Roman"/>
+          <w:szCs w:val="24"/>
+          <w:lang w:val="sr-Cyrl-RS"/>
+        </w:rPr>
+        <w:t xml:space="preserve">      </w:t>
       </w:r>
       <w:r>
         <w:rPr>
@@ -12809,6 +12834,7 @@
           <w:szCs w:val="24"/>
           <w:lang w:val="sr-Cyrl-RS"/>
         </w:rPr>
+        <w:lastRenderedPageBreak/>
         <w:t>11.</w:t>
       </w:r>
       <w:r>
@@ -13607,6 +13633,22 @@
           <w:lang w:val="sr-Cyrl-RS"/>
         </w:rPr>
         <w:t>Радник има увид у задатке које су њему додељени приликом процеса сервисирања. Пружа му се могућност да задатак прихвати или одбије на основу својих могућности и расположивости.</w:t>
+      </w:r>
+      <w:r>
+        <w:rPr>
+          <w:rFonts w:eastAsia="Calibri" w:cs="Times New Roman"/>
+          <w:szCs w:val="24"/>
+          <w:lang w:val="sr-Cyrl-RS"/>
+        </w:rPr>
+        <w:br/>
+      </w:r>
+      <w:r>
+        <w:rPr>
+          <w:rFonts w:eastAsia="Calibri" w:cs="Times New Roman"/>
+          <w:szCs w:val="24"/>
+          <w:lang w:val="sr-Cyrl-RS"/>
+        </w:rPr>
+        <w:br/>
       </w:r>
     </w:p>
     <w:p>
@@ -15962,7 +16004,7 @@
         </w:rPr>
         <w:lastRenderedPageBreak/>
         <w:pict w14:anchorId="3452ED01">
-          <v:shape id="_x0000_i1027" type="#_x0000_t75" style="width:468.7pt;height:186.8pt">
+          <v:shape id="_x0000_i1027" type="#_x0000_t75" style="width:468.75pt;height:186.75pt">
             <v:imagedata r:id="rId29" o:title="prvi"/>
           </v:shape>
         </w:pict>
@@ -16011,7 +16053,7 @@
           <w:lang w:val="en-US"/>
         </w:rPr>
         <w:pict w14:anchorId="43C9FC7D">
-          <v:shape id="_x0000_i1028" type="#_x0000_t75" style="width:468.7pt;height:207.85pt">
+          <v:shape id="_x0000_i1028" type="#_x0000_t75" style="width:468.75pt;height:207.75pt">
             <v:imagedata r:id="rId30" o:title="drugi"/>
           </v:shape>
         </w:pict>
@@ -16033,7 +16075,15 @@
           <w:iCs/>
           <w:sz w:val="22"/>
         </w:rPr>
-        <w:t xml:space="preserve">Слика 3.1– Дијаграм концептуалне шеме </w:t>
+        <w:t>Слика 3.2</w:t>
+      </w:r>
+      <w:r>
+        <w:rPr>
+          <w:i/>
+          <w:iCs/>
+          <w:sz w:val="22"/>
+        </w:rPr>
+        <w:t xml:space="preserve">– Дијаграм концептуалне шеме </w:t>
       </w:r>
       <w:r>
         <w:rPr>
@@ -16154,16 +16204,14 @@
         </w:rPr>
         <w:t>Имплементациона шема базе података</w:t>
       </w:r>
-    </w:p>
-    <w:p>
-      <w:pPr>
-        <w:spacing w:before="100" w:beforeAutospacing="1" w:after="100" w:afterAutospacing="1" w:line="360" w:lineRule="auto"/>
-        <w:jc w:val="left"/>
-        <w:rPr>
-          <w:sz w:val="22"/>
-          <w:lang w:val="sr-Cyrl-RS"/>
-        </w:rPr>
-      </w:pPr>
+      <w:r>
+        <w:rPr>
+          <w:rFonts w:eastAsia="Times New Roman" w:cs="Times New Roman"/>
+          <w:szCs w:val="24"/>
+          <w:lang w:val="en-US"/>
+        </w:rPr>
+        <w:br/>
+      </w:r>
       <w:r>
         <w:rPr>
           <w:sz w:val="22"/>
@@ -16197,7 +16245,7 @@
           <w:lang w:val="sr-Cyrl-RS"/>
         </w:rPr>
         <w:pict w14:anchorId="616F5650">
-          <v:shape id="_x0000_i1029" type="#_x0000_t75" style="width:469.35pt;height:150.1pt">
+          <v:shape id="_x0000_i1029" type="#_x0000_t75" style="width:469.5pt;height:150pt">
             <v:imagedata r:id="rId31" o:title="а"/>
           </v:shape>
         </w:pict>
@@ -16219,52 +16267,60 @@
           <w:iCs/>
           <w:sz w:val="22"/>
         </w:rPr>
-        <w:t xml:space="preserve">Слика 3.2– Дијаграм </w:t>
+        <w:t>Слика 3.3</w:t>
       </w:r>
       <w:r>
         <w:rPr>
           <w:i/>
           <w:iCs/>
           <w:sz w:val="22"/>
-          <w:lang w:val="sr-Cyrl-RS"/>
-        </w:rPr>
-        <w:t>имплементационе</w:t>
+        </w:rPr>
+        <w:t xml:space="preserve">– Дијаграм </w:t>
       </w:r>
       <w:r>
         <w:rPr>
           <w:i/>
           <w:iCs/>
           <w:sz w:val="22"/>
-        </w:rPr>
-        <w:t xml:space="preserve"> шеме </w:t>
+          <w:lang w:val="sr-Cyrl-RS"/>
+        </w:rPr>
+        <w:t>имплементационе</w:t>
       </w:r>
       <w:r>
         <w:rPr>
           <w:i/>
           <w:iCs/>
           <w:sz w:val="22"/>
-          <w:lang w:val="sr-Cyrl-RS"/>
-        </w:rPr>
-        <w:t>први</w:t>
+        </w:rPr>
+        <w:t xml:space="preserve"> шеме </w:t>
       </w:r>
       <w:r>
         <w:rPr>
           <w:i/>
           <w:iCs/>
           <w:sz w:val="22"/>
-        </w:rPr>
-        <w:t xml:space="preserve"> део</w:t>
-      </w:r>
-    </w:p>
-    <w:p>
-      <w:pPr>
-        <w:spacing w:before="100" w:beforeAutospacing="1" w:after="100" w:afterAutospacing="1" w:line="360" w:lineRule="auto"/>
-        <w:jc w:val="center"/>
+          <w:lang w:val="sr-Cyrl-RS"/>
+        </w:rPr>
+        <w:t>први</w:t>
+      </w:r>
+      <w:r>
         <w:rPr>
           <w:i/>
           <w:iCs/>
           <w:sz w:val="22"/>
         </w:rPr>
+        <w:t xml:space="preserve"> део</w:t>
+      </w:r>
+    </w:p>
+    <w:p>
+      <w:pPr>
+        <w:spacing w:before="100" w:beforeAutospacing="1" w:after="100" w:afterAutospacing="1" w:line="360" w:lineRule="auto"/>
+        <w:jc w:val="center"/>
+        <w:rPr>
+          <w:i/>
+          <w:iCs/>
+          <w:sz w:val="22"/>
+        </w:rPr>
       </w:pPr>
     </w:p>
     <w:p>
@@ -16280,7 +16336,7 @@
           <w:sz w:val="22"/>
         </w:rPr>
         <w:pict w14:anchorId="0472D3B3">
-          <v:shape id="_x0000_i1030" type="#_x0000_t75" style="width:469.35pt;height:236.4pt">
+          <v:shape id="_x0000_i1030" type="#_x0000_t75" style="width:469.5pt;height:236.25pt">
             <v:imagedata r:id="rId32" o:title="б"/>
           </v:shape>
         </w:pict>
@@ -16302,7 +16358,15 @@
           <w:iCs/>
           <w:sz w:val="22"/>
         </w:rPr>
-        <w:t xml:space="preserve">Слика 3.2– Дијаграм </w:t>
+        <w:t>Слика 3.4</w:t>
+      </w:r>
+      <w:r>
+        <w:rPr>
+          <w:i/>
+          <w:iCs/>
+          <w:sz w:val="22"/>
+        </w:rPr>
+        <w:t xml:space="preserve">– Дијаграм </w:t>
       </w:r>
       <w:r>
         <w:rPr>
@@ -16387,7 +16451,7 @@
           <w:lang w:val="sr-Cyrl-RS"/>
         </w:rPr>
         <w:lastRenderedPageBreak/>
-        <w:t>3.2</w:t>
+        <w:t>3.3</w:t>
       </w:r>
       <w:r>
         <w:rPr>
@@ -17124,7 +17188,18 @@
           <w:szCs w:val="20"/>
           <w:lang w:val="en-US"/>
         </w:rPr>
-        <w:t>Табела 3.1.</w:t>
+        <w:t>Табела 3.1</w:t>
+      </w:r>
+      <w:r>
+        <w:rPr>
+          <w:rFonts w:eastAsia="Calibri" w:cs="Times New Roman"/>
+          <w:i/>
+          <w:iCs/>
+          <w:sz w:val="20"/>
+          <w:szCs w:val="20"/>
+          <w:lang w:val="en-US"/>
+        </w:rPr>
+        <w:t>.</w:t>
       </w:r>
       <w:r>
         <w:rPr>
@@ -26636,150 +26711,490 @@
     </w:p>
     <w:p>
       <w:pPr>
-        <w:spacing w:before="100" w:beforeAutospacing="1" w:after="100" w:afterAutospacing="1" w:line="360" w:lineRule="auto"/>
+        <w:spacing w:after="160" w:line="360" w:lineRule="auto"/>
         <w:jc w:val="left"/>
-        <w:rPr>
-          <w:sz w:val="22"/>
-          <w:lang w:val="sr-Cyrl-RS"/>
-        </w:rPr>
-      </w:pPr>
+      </w:pPr>
+      <w:r>
+        <w:rPr>
+          <w:noProof/>
+          <w:lang w:val="en-US"/>
+        </w:rPr>
+        <w:drawing>
+          <wp:anchor distT="0" distB="0" distL="114300" distR="114300" simplePos="0" relativeHeight="251658240" behindDoc="0" locked="0" layoutInCell="1" allowOverlap="1" wp14:anchorId="42D4523C" wp14:editId="51736CD0">
+            <wp:simplePos x="0" y="0"/>
+            <wp:positionH relativeFrom="page">
+              <wp:align>center</wp:align>
+            </wp:positionH>
+            <wp:positionV relativeFrom="paragraph">
+              <wp:posOffset>2202815</wp:posOffset>
+            </wp:positionV>
+            <wp:extent cx="5238750" cy="2943225"/>
+            <wp:effectExtent l="0" t="0" r="0" b="9525"/>
+            <wp:wrapThrough wrapText="bothSides">
+              <wp:wrapPolygon edited="0">
+                <wp:start x="0" y="0"/>
+                <wp:lineTo x="0" y="21530"/>
+                <wp:lineTo x="21521" y="21530"/>
+                <wp:lineTo x="21521" y="0"/>
+                <wp:lineTo x="0" y="0"/>
+              </wp:wrapPolygon>
+            </wp:wrapThrough>
+            <wp:docPr id="2" name="Picture 2"/>
+            <wp:cNvGraphicFramePr>
+              <a:graphicFrameLocks xmlns:a="http://schemas.openxmlformats.org/drawingml/2006/main" noChangeAspect="1"/>
+            </wp:cNvGraphicFramePr>
+            <a:graphic xmlns:a="http://schemas.openxmlformats.org/drawingml/2006/main">
+              <a:graphicData uri="http://schemas.openxmlformats.org/drawingml/2006/picture">
+                <pic:pic xmlns:pic="http://schemas.openxmlformats.org/drawingml/2006/picture">
+                  <pic:nvPicPr>
+                    <pic:cNvPr id="2" name="GGG.png"/>
+                    <pic:cNvPicPr/>
+                  </pic:nvPicPr>
+                  <pic:blipFill>
+                    <a:blip r:embed="rId33">
+                      <a:extLst>
+                        <a:ext uri="{28A0092B-C50C-407E-A947-70E740481C1C}">
+                          <a14:useLocalDpi xmlns:a14="http://schemas.microsoft.com/office/drawing/2010/main" val="0"/>
+                        </a:ext>
+                      </a:extLst>
+                    </a:blip>
+                    <a:stretch>
+                      <a:fillRect/>
+                    </a:stretch>
+                  </pic:blipFill>
+                  <pic:spPr>
+                    <a:xfrm>
+                      <a:off x="0" y="0"/>
+                      <a:ext cx="5238750" cy="2943225"/>
+                    </a:xfrm>
+                    <a:prstGeom prst="rect">
+                      <a:avLst/>
+                    </a:prstGeom>
+                  </pic:spPr>
+                </pic:pic>
+              </a:graphicData>
+            </a:graphic>
+            <wp14:sizeRelH relativeFrom="margin">
+              <wp14:pctWidth>0</wp14:pctWidth>
+            </wp14:sizeRelH>
+            <wp14:sizeRelV relativeFrom="margin">
+              <wp14:pctHeight>0</wp14:pctHeight>
+            </wp14:sizeRelV>
+          </wp:anchor>
+        </w:drawing>
+      </w:r>
+      <w:r>
+        <w:rPr>
+          <w:rStyle w:val="Heading1Char"/>
+          <w:rFonts w:ascii="Tahoma" w:hAnsi="Tahoma" w:cs="Tahoma"/>
+          <w:b/>
+          <w:sz w:val="32"/>
+          <w:szCs w:val="32"/>
+          <w:lang w:val="sr-Cyrl-RS"/>
+        </w:rPr>
+        <w:t>4</w:t>
+      </w:r>
+      <w:r>
+        <w:rPr>
+          <w:rStyle w:val="Heading1Char"/>
+          <w:rFonts w:ascii="Tahoma" w:hAnsi="Tahoma" w:cs="Tahoma"/>
+          <w:b/>
+          <w:sz w:val="32"/>
+          <w:szCs w:val="32"/>
+          <w:lang w:val="sr-Cyrl-RS"/>
+        </w:rPr>
+        <w:t xml:space="preserve">. </w:t>
+      </w:r>
+      <w:r>
+        <w:rPr>
+          <w:rStyle w:val="Heading1Char"/>
+          <w:rFonts w:ascii="Tahoma" w:hAnsi="Tahoma" w:cs="Tahoma"/>
+          <w:b/>
+          <w:sz w:val="32"/>
+          <w:szCs w:val="32"/>
+          <w:lang w:val="sr-Cyrl-RS"/>
+        </w:rPr>
+        <w:t>Архитектура система</w:t>
+      </w:r>
+      <w:r>
+        <w:rPr>
+          <w:rStyle w:val="Heading1Char"/>
+          <w:rFonts w:ascii="Tahoma" w:hAnsi="Tahoma" w:cs="Tahoma"/>
+          <w:b/>
+          <w:sz w:val="32"/>
+          <w:szCs w:val="32"/>
+          <w:lang w:val="sr-Cyrl-RS"/>
+        </w:rPr>
+        <w:br/>
+      </w:r>
+      <w:r>
+        <w:rPr>
+          <w:rFonts w:eastAsia="Calibri" w:cs="Times New Roman"/>
+          <w:lang w:val="sr-Cyrl-RS"/>
+        </w:rPr>
+        <w:t xml:space="preserve">У овом </w:t>
+      </w:r>
+      <w:r>
+        <w:rPr>
+          <w:rFonts w:eastAsia="Calibri" w:cs="Times New Roman"/>
+          <w:lang w:val="sr-Cyrl-RS"/>
+        </w:rPr>
+        <w:t xml:space="preserve">делу </w:t>
+      </w:r>
+      <w:r>
+        <w:t>приказана је архитектура система, као и технологије које су коришћене приликом развоја информационог система. Апликативно решење реализовано је као клијент-сервер аплик</w:t>
+      </w:r>
+      <w:r>
+        <w:t>ација и састоји се из два дела</w:t>
+      </w:r>
+      <w:r>
+        <w:t xml:space="preserve">, </w:t>
+      </w:r>
+      <w:r>
+        <w:t xml:space="preserve">клијентске и серверске апликације. Серверска страна је развијена у програмском језику </w:t>
+      </w:r>
+      <w:r>
+        <w:rPr>
+          <w:i/>
+        </w:rPr>
+        <w:t>C#</w:t>
+      </w:r>
+      <w:r>
+        <w:t xml:space="preserve"> [3</w:t>
+      </w:r>
+      <w:r>
+        <w:t xml:space="preserve">] уз употребу </w:t>
+      </w:r>
+      <w:r>
+        <w:rPr>
+          <w:i/>
+          <w:lang w:val="sr-Cyrl-RS"/>
+        </w:rPr>
+        <w:t>.</w:t>
+      </w:r>
+      <w:r>
+        <w:rPr>
+          <w:i/>
+          <w:lang w:val="en-US"/>
+        </w:rPr>
+        <w:t>NET</w:t>
+      </w:r>
+      <w:r>
+        <w:rPr>
+          <w:lang w:val="sr-Cyrl-RS"/>
+        </w:rPr>
+        <w:t xml:space="preserve"> </w:t>
+      </w:r>
+      <w:r>
+        <w:rPr>
+          <w:lang w:val="en-US"/>
+        </w:rPr>
+        <w:t>[</w:t>
+      </w:r>
+      <w:r>
+        <w:rPr>
+          <w:lang w:val="sr-Cyrl-RS"/>
+        </w:rPr>
+        <w:t>4</w:t>
+      </w:r>
+      <w:r>
+        <w:rPr>
+          <w:lang w:val="en-US"/>
+        </w:rPr>
+        <w:t>]</w:t>
+      </w:r>
+      <w:r>
+        <w:t xml:space="preserve"> </w:t>
+      </w:r>
+      <w:r>
+        <w:rPr>
+          <w:lang w:val="sr-Latn-RS"/>
+        </w:rPr>
+        <w:t>развојног</w:t>
+      </w:r>
+      <w:r>
+        <w:rPr>
+          <w:lang w:val="sr-Latn-RS"/>
+        </w:rPr>
+        <w:t xml:space="preserve"> оквир</w:t>
+      </w:r>
+      <w:r>
+        <w:t xml:space="preserve">, док је </w:t>
+      </w:r>
+      <w:r>
+        <w:rPr>
+          <w:lang w:val="sr-Cyrl-RS"/>
+        </w:rPr>
+        <w:t>на</w:t>
+      </w:r>
+      <w:r>
+        <w:t xml:space="preserve"> клије</w:t>
+      </w:r>
+      <w:r>
+        <w:t>нтској страни</w:t>
+      </w:r>
+      <w:r>
+        <w:t xml:space="preserve"> коришћен </w:t>
+      </w:r>
+      <w:r>
+        <w:rPr>
+          <w:i/>
+        </w:rPr>
+        <w:t>Angular</w:t>
+      </w:r>
+      <w:r>
+        <w:t xml:space="preserve"> [5</w:t>
+      </w:r>
+      <w:r>
+        <w:t>]. Комуникација између клијента и сервера обавља се по</w:t>
+      </w:r>
+      <w:r>
+        <w:t xml:space="preserve">средством </w:t>
+      </w:r>
+      <w:r>
+        <w:rPr>
+          <w:i/>
+        </w:rPr>
+        <w:t>REST HTTP</w:t>
+      </w:r>
+      <w:r>
+        <w:t xml:space="preserve"> [6</w:t>
+      </w:r>
+      <w:r>
+        <w:t>]</w:t>
+      </w:r>
+      <w:r>
+        <w:t xml:space="preserve"> </w:t>
+      </w:r>
+      <w:r>
+        <w:t>протокола</w:t>
+      </w:r>
+      <w:r>
+        <w:t xml:space="preserve">, а за управљање базом података коришћен је </w:t>
+      </w:r>
+      <w:r>
+        <w:rPr>
+          <w:i/>
+        </w:rPr>
+        <w:t>PostgreSQL</w:t>
+      </w:r>
+      <w:r>
+        <w:t xml:space="preserve"> [7</w:t>
+      </w:r>
+      <w:r>
+        <w:t>].</w:t>
+      </w:r>
+      <w:r>
+        <w:br/>
+      </w:r>
+      <w:r>
+        <w:br/>
+      </w:r>
+      <w:r>
+        <w:br/>
+      </w:r>
+      <w:r>
+        <w:br/>
+      </w:r>
+      <w:r>
+        <w:br/>
+      </w:r>
     </w:p>
     <w:p>
       <w:pPr>
-        <w:spacing w:before="100" w:beforeAutospacing="1" w:after="100" w:afterAutospacing="1" w:line="360" w:lineRule="auto"/>
+        <w:spacing w:after="160" w:line="360" w:lineRule="auto"/>
         <w:jc w:val="left"/>
-        <w:rPr>
-          <w:sz w:val="22"/>
-          <w:lang w:val="sr-Cyrl-RS"/>
-        </w:rPr>
       </w:pPr>
     </w:p>
     <w:p>
       <w:pPr>
-        <w:spacing w:before="100" w:beforeAutospacing="1" w:after="100" w:afterAutospacing="1" w:line="360" w:lineRule="auto"/>
+        <w:spacing w:after="160" w:line="360" w:lineRule="auto"/>
         <w:jc w:val="left"/>
-        <w:rPr>
-          <w:sz w:val="22"/>
-          <w:lang w:val="sr-Cyrl-RS"/>
-        </w:rPr>
       </w:pPr>
     </w:p>
     <w:p>
       <w:pPr>
-        <w:spacing w:before="100" w:beforeAutospacing="1" w:after="100" w:afterAutospacing="1" w:line="360" w:lineRule="auto"/>
-        <w:jc w:val="left"/>
-        <w:rPr>
-          <w:sz w:val="22"/>
-          <w:lang w:val="sr-Cyrl-RS"/>
-        </w:rPr>
-      </w:pPr>
-    </w:p>
-    <w:p>
-      <w:pPr>
-        <w:spacing w:before="100" w:beforeAutospacing="1" w:after="100" w:afterAutospacing="1" w:line="360" w:lineRule="auto"/>
-        <w:jc w:val="left"/>
-        <w:rPr>
-          <w:sz w:val="22"/>
-          <w:lang w:val="sr-Cyrl-RS"/>
-        </w:rPr>
-      </w:pPr>
-    </w:p>
-    <w:p>
-      <w:pPr>
-        <w:spacing w:before="100" w:beforeAutospacing="1" w:after="100" w:afterAutospacing="1" w:line="360" w:lineRule="auto"/>
-        <w:jc w:val="left"/>
-        <w:rPr>
-          <w:sz w:val="22"/>
-          <w:lang w:val="sr-Cyrl-RS"/>
-        </w:rPr>
-      </w:pPr>
-    </w:p>
-    <w:p>
-      <w:pPr>
-        <w:spacing w:before="100" w:beforeAutospacing="1" w:after="100" w:afterAutospacing="1" w:line="360" w:lineRule="auto"/>
-        <w:jc w:val="left"/>
-        <w:rPr>
-          <w:sz w:val="22"/>
-          <w:lang w:val="sr-Cyrl-RS"/>
-        </w:rPr>
-      </w:pPr>
-    </w:p>
-    <w:p>
-      <w:pPr>
-        <w:spacing w:before="100" w:beforeAutospacing="1" w:after="100" w:afterAutospacing="1" w:line="360" w:lineRule="auto"/>
-        <w:jc w:val="left"/>
-        <w:rPr>
-          <w:rFonts w:eastAsia="Times New Roman" w:cs="Times New Roman"/>
-          <w:szCs w:val="24"/>
-          <w:lang w:val="sr-Cyrl-RS"/>
-        </w:rPr>
-      </w:pPr>
-    </w:p>
-    <w:p>
-      <w:pPr>
-        <w:spacing w:before="100" w:beforeAutospacing="1" w:after="100" w:afterAutospacing="1" w:line="360" w:lineRule="auto"/>
-        <w:jc w:val="left"/>
-        <w:rPr>
-          <w:rFonts w:eastAsia="Times New Roman" w:cs="Times New Roman"/>
-          <w:szCs w:val="24"/>
-          <w:lang w:val="en-US"/>
-        </w:rPr>
-      </w:pPr>
-    </w:p>
-    <w:p>
-      <w:pPr>
-        <w:spacing w:before="100" w:beforeAutospacing="1" w:after="100" w:afterAutospacing="1" w:line="360" w:lineRule="auto"/>
-        <w:jc w:val="left"/>
-        <w:rPr>
-          <w:rFonts w:eastAsia="Times New Roman" w:cs="Times New Roman"/>
-          <w:szCs w:val="24"/>
-          <w:lang w:val="en-US"/>
-        </w:rPr>
-      </w:pPr>
-    </w:p>
-    <w:p>
-      <w:pPr>
-        <w:spacing w:before="100" w:beforeAutospacing="1" w:after="100" w:afterAutospacing="1" w:line="360" w:lineRule="auto"/>
-        <w:jc w:val="left"/>
-        <w:rPr>
-          <w:rFonts w:eastAsia="Times New Roman" w:cs="Times New Roman"/>
-          <w:szCs w:val="24"/>
-          <w:lang w:val="en-US"/>
-        </w:rPr>
-      </w:pPr>
-    </w:p>
-    <w:p>
-      <w:pPr>
-        <w:spacing w:before="100" w:beforeAutospacing="1" w:after="100" w:afterAutospacing="1" w:line="360" w:lineRule="auto"/>
-        <w:jc w:val="left"/>
-        <w:rPr>
-          <w:rFonts w:eastAsia="Times New Roman" w:cs="Times New Roman"/>
-          <w:szCs w:val="24"/>
-          <w:lang w:val="en-US"/>
-        </w:rPr>
-      </w:pPr>
-    </w:p>
-    <w:p>
-      <w:pPr>
-        <w:spacing w:before="100" w:beforeAutospacing="1" w:after="100" w:afterAutospacing="1" w:line="360" w:lineRule="auto"/>
-        <w:jc w:val="left"/>
-        <w:rPr>
-          <w:rFonts w:eastAsia="Times New Roman" w:cs="Times New Roman"/>
-          <w:szCs w:val="24"/>
-          <w:lang w:val="en-US"/>
-        </w:rPr>
-      </w:pPr>
-    </w:p>
-    <w:p>
-      <w:pPr>
-        <w:spacing w:before="0" w:after="160" w:line="360" w:lineRule="auto"/>
-        <w:jc w:val="left"/>
-        <w:rPr>
-          <w:rFonts w:eastAsia="Calibri" w:cs="Times New Roman"/>
-          <w:szCs w:val="24"/>
-          <w:lang w:val="sr-Cyrl-RS"/>
-        </w:rPr>
-      </w:pPr>
+        <w:pStyle w:val="NormalWeb"/>
+        <w:spacing w:line="360" w:lineRule="auto"/>
+      </w:pPr>
+      <w:r>
+        <w:rPr>
+          <w:noProof/>
+        </w:rPr>
+        <mc:AlternateContent>
+          <mc:Choice Requires="wps">
+            <w:drawing>
+              <wp:anchor distT="0" distB="0" distL="114300" distR="114300" simplePos="0" relativeHeight="251660288" behindDoc="0" locked="0" layoutInCell="1" allowOverlap="1" wp14:anchorId="6C2395BF" wp14:editId="25415040">
+                <wp:simplePos x="0" y="0"/>
+                <wp:positionH relativeFrom="column">
+                  <wp:posOffset>276225</wp:posOffset>
+                </wp:positionH>
+                <wp:positionV relativeFrom="paragraph">
+                  <wp:posOffset>861060</wp:posOffset>
+                </wp:positionV>
+                <wp:extent cx="4857750" cy="239395"/>
+                <wp:effectExtent l="0" t="0" r="0" b="8255"/>
+                <wp:wrapThrough wrapText="bothSides">
+                  <wp:wrapPolygon edited="0">
+                    <wp:start x="0" y="0"/>
+                    <wp:lineTo x="0" y="20626"/>
+                    <wp:lineTo x="21515" y="20626"/>
+                    <wp:lineTo x="21515" y="0"/>
+                    <wp:lineTo x="0" y="0"/>
+                  </wp:wrapPolygon>
+                </wp:wrapThrough>
+                <wp:docPr id="1" name="Text Box 1"/>
+                <wp:cNvGraphicFramePr/>
+                <a:graphic xmlns:a="http://schemas.openxmlformats.org/drawingml/2006/main">
+                  <a:graphicData uri="http://schemas.microsoft.com/office/word/2010/wordprocessingShape">
+                    <wps:wsp>
+                      <wps:cNvSpPr txBox="1"/>
+                      <wps:spPr>
+                        <a:xfrm>
+                          <a:off x="0" y="0"/>
+                          <a:ext cx="4857750" cy="239395"/>
+                        </a:xfrm>
+                        <a:prstGeom prst="rect">
+                          <a:avLst/>
+                        </a:prstGeom>
+                        <a:solidFill>
+                          <a:prstClr val="white"/>
+                        </a:solidFill>
+                        <a:ln>
+                          <a:noFill/>
+                        </a:ln>
+                      </wps:spPr>
+                      <wps:txbx>
+                        <w:txbxContent>
+                          <w:p>
+                            <w:pPr>
+                              <w:spacing w:before="100" w:beforeAutospacing="1" w:after="100" w:afterAutospacing="1" w:line="360" w:lineRule="auto"/>
+                              <w:jc w:val="center"/>
+                              <w:rPr>
+                                <w:i/>
+                                <w:iCs/>
+                                <w:sz w:val="22"/>
+                                <w:lang w:val="sr-Cyrl-RS"/>
+                              </w:rPr>
+                            </w:pPr>
+                            <w:r>
+                              <w:rPr>
+                                <w:i/>
+                                <w:iCs/>
+                                <w:sz w:val="22"/>
+                              </w:rPr>
+                              <w:t>Слика 4.1</w:t>
+                            </w:r>
+                            <w:r>
+                              <w:rPr>
+                                <w:i/>
+                                <w:iCs/>
+                                <w:sz w:val="22"/>
+                              </w:rPr>
+                              <w:t xml:space="preserve">– </w:t>
+                            </w:r>
+                            <w:r>
+                              <w:rPr>
+                                <w:i/>
+                                <w:iCs/>
+                                <w:sz w:val="22"/>
+                                <w:lang w:val="sr-Cyrl-RS"/>
+                              </w:rPr>
+                              <w:t>Архитектура система</w:t>
+                            </w:r>
+                          </w:p>
+                          <w:p>
+                            <w:pPr>
+                              <w:pStyle w:val="Caption"/>
+                              <w:rPr>
+                                <w:noProof/>
+                                <w:sz w:val="24"/>
+                              </w:rPr>
+                            </w:pPr>
+                          </w:p>
+                        </w:txbxContent>
+                      </wps:txbx>
+                      <wps:bodyPr rot="0" spcFirstLastPara="0" vertOverflow="overflow" horzOverflow="overflow" vert="horz" wrap="square" lIns="0" tIns="0" rIns="0" bIns="0" numCol="1" spcCol="0" rtlCol="0" fromWordArt="0" anchor="t" anchorCtr="0" forceAA="0" compatLnSpc="1">
+                        <a:prstTxWarp prst="textNoShape">
+                          <a:avLst/>
+                        </a:prstTxWarp>
+                        <a:noAutofit/>
+                      </wps:bodyPr>
+                    </wps:wsp>
+                  </a:graphicData>
+                </a:graphic>
+                <wp14:sizeRelH relativeFrom="margin">
+                  <wp14:pctWidth>0</wp14:pctWidth>
+                </wp14:sizeRelH>
+                <wp14:sizeRelV relativeFrom="margin">
+                  <wp14:pctHeight>0</wp14:pctHeight>
+                </wp14:sizeRelV>
+              </wp:anchor>
+            </w:drawing>
+          </mc:Choice>
+          <mc:Fallback>
+            <w:pict>
+              <v:shapetype w14:anchorId="6C2395BF" id="_x0000_t202" coordsize="21600,21600" o:spt="202" path="m,l,21600r21600,l21600,xe">
+                <v:stroke joinstyle="miter"/>
+                <v:path gradientshapeok="t" o:connecttype="rect"/>
+              </v:shapetype>
+              <v:shape id="Text Box 1" o:spid="_x0000_s1026" type="#_x0000_t202" style="position:absolute;margin-left:21.75pt;margin-top:67.8pt;width:382.5pt;height:18.85pt;z-index:251660288;visibility:visible;mso-wrap-style:square;mso-width-percent:0;mso-height-percent:0;mso-wrap-distance-left:9pt;mso-wrap-distance-top:0;mso-wrap-distance-right:9pt;mso-wrap-distance-bottom:0;mso-position-horizontal:absolute;mso-position-horizontal-relative:text;mso-position-vertical:absolute;mso-position-vertical-relative:text;mso-width-percent:0;mso-height-percent:0;mso-width-relative:margin;mso-height-relative:margin;v-text-anchor:top" o:gfxdata="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" stroked="f">
+                <v:textbox inset="0,0,0,0">
+                  <w:txbxContent>
+                    <w:p>
+                      <w:pPr>
+                        <w:spacing w:before="100" w:beforeAutospacing="1" w:after="100" w:afterAutospacing="1" w:line="360" w:lineRule="auto"/>
+                        <w:jc w:val="center"/>
+                        <w:rPr>
+                          <w:i/>
+                          <w:iCs/>
+                          <w:sz w:val="22"/>
+                          <w:lang w:val="sr-Cyrl-RS"/>
+                        </w:rPr>
+                      </w:pPr>
+                      <w:r>
+                        <w:rPr>
+                          <w:i/>
+                          <w:iCs/>
+                          <w:sz w:val="22"/>
+                        </w:rPr>
+                        <w:t>Слика 4.1</w:t>
+                      </w:r>
+                      <w:r>
+                        <w:rPr>
+                          <w:i/>
+                          <w:iCs/>
+                          <w:sz w:val="22"/>
+                        </w:rPr>
+                        <w:t xml:space="preserve">– </w:t>
+                      </w:r>
+                      <w:r>
+                        <w:rPr>
+                          <w:i/>
+                          <w:iCs/>
+                          <w:sz w:val="22"/>
+                          <w:lang w:val="sr-Cyrl-RS"/>
+                        </w:rPr>
+                        <w:t>Архитектура система</w:t>
+                      </w:r>
+                    </w:p>
+                    <w:p>
+                      <w:pPr>
+                        <w:pStyle w:val="Caption"/>
+                        <w:rPr>
+                          <w:noProof/>
+                          <w:sz w:val="24"/>
+                        </w:rPr>
+                      </w:pPr>
+                    </w:p>
+                  </w:txbxContent>
+                </v:textbox>
+                <w10:wrap type="through"/>
+              </v:shape>
+            </w:pict>
+          </mc:Fallback>
+        </mc:AlternateContent>
+      </w:r>
       <w:r>
         <w:rPr>
           <w:rFonts w:ascii="Tahoma" w:eastAsia="Calibri" w:hAnsi="Tahoma" w:cs="Tahoma"/>
@@ -26788,75 +27203,1243 @@
           <w:szCs w:val="28"/>
           <w:lang w:val="sr-Cyrl-RS"/>
         </w:rPr>
+        <w:br/>
+      </w:r>
+      <w:r>
+        <w:rPr>
+          <w:rFonts w:ascii="Tahoma" w:eastAsia="Calibri" w:hAnsi="Tahoma" w:cs="Tahoma"/>
+          <w:b/>
+          <w:sz w:val="28"/>
+          <w:szCs w:val="28"/>
+          <w:lang w:val="sr-Cyrl-RS"/>
+        </w:rPr>
+        <w:br/>
+      </w:r>
+      <w:r>
+        <w:rPr>
+          <w:rFonts w:ascii="Tahoma" w:eastAsia="Calibri" w:hAnsi="Tahoma" w:cs="Tahoma"/>
+          <w:b/>
+          <w:sz w:val="28"/>
+          <w:szCs w:val="28"/>
+          <w:lang w:val="sr-Cyrl-RS"/>
+        </w:rPr>
+        <w:br/>
+      </w:r>
+      <w:r>
+        <w:rPr>
+          <w:rFonts w:ascii="Tahoma" w:eastAsia="Calibri" w:hAnsi="Tahoma" w:cs="Tahoma"/>
+          <w:b/>
+          <w:sz w:val="28"/>
+          <w:szCs w:val="28"/>
+          <w:lang w:val="sr-Cyrl-RS"/>
+        </w:rPr>
         <w:lastRenderedPageBreak/>
-        <w:t>Литература:</w:t>
+        <w:t>4.1</w:t>
+      </w:r>
+      <w:r>
+        <w:rPr>
+          <w:rFonts w:ascii="Tahoma" w:eastAsia="Calibri" w:hAnsi="Tahoma" w:cs="Tahoma"/>
+          <w:b/>
+          <w:sz w:val="28"/>
+          <w:szCs w:val="28"/>
+          <w:lang w:val="sr-Cyrl-RS"/>
+        </w:rPr>
+        <w:t xml:space="preserve">. </w:t>
+      </w:r>
+      <w:r>
+        <w:rPr>
+          <w:rFonts w:ascii="Tahoma" w:eastAsia="Calibri" w:hAnsi="Tahoma" w:cs="Tahoma"/>
+          <w:b/>
+          <w:sz w:val="28"/>
+          <w:szCs w:val="28"/>
+          <w:lang w:val="sr-Cyrl-RS"/>
+        </w:rPr>
+        <w:t>Серверска страна</w:t>
+      </w:r>
+      <w:r>
+        <w:rPr>
+          <w:rFonts w:ascii="Tahoma" w:eastAsia="Calibri" w:hAnsi="Tahoma" w:cs="Tahoma"/>
+          <w:b/>
+          <w:sz w:val="28"/>
+          <w:szCs w:val="28"/>
+          <w:lang w:val="sr-Cyrl-RS"/>
+        </w:rPr>
+        <w:br/>
+      </w:r>
+      <w:r>
+        <w:rPr>
+          <w:lang w:val="sr-Cyrl-RS"/>
+        </w:rPr>
+        <w:t xml:space="preserve">Серверска страна представља самосталну, монолитну апликацију развијену у програмском језику </w:t>
+      </w:r>
+      <w:r>
+        <w:rPr>
+          <w:i/>
+        </w:rPr>
+        <w:t>C#</w:t>
+      </w:r>
+      <w:r>
+        <w:rPr>
+          <w:lang w:val="sr-Cyrl-RS"/>
+        </w:rPr>
+        <w:t xml:space="preserve">. Организација кода заснива се на </w:t>
+      </w:r>
+      <w:r>
+        <w:rPr>
+          <w:i/>
+          <w:lang w:val="sr-Cyrl-RS"/>
+        </w:rPr>
+        <w:t>MVC</w:t>
+      </w:r>
+      <w:r>
+        <w:rPr>
+          <w:lang w:val="sr-Cyrl-RS"/>
+        </w:rPr>
+        <w:t xml:space="preserve"> </w:t>
+      </w:r>
+      <w:r>
+        <w:t>[8</w:t>
+      </w:r>
+      <w:r>
+        <w:t>]</w:t>
+      </w:r>
+      <w:r>
+        <w:rPr>
+          <w:lang w:val="sr-Cyrl-RS"/>
+        </w:rPr>
+        <w:t xml:space="preserve"> архитектонском шаблону, што омогућава јасно раздвајање пословне логике, контр</w:t>
+      </w:r>
+      <w:r>
+        <w:rPr>
+          <w:lang w:val="sr-Cyrl-RS"/>
+        </w:rPr>
+        <w:t xml:space="preserve">оле захтева и рада са подацима. </w:t>
+      </w:r>
+      <w:r>
+        <w:rPr>
+          <w:lang w:val="sr-Cyrl-RS"/>
+        </w:rPr>
+        <w:t>Основна улога серверске апликације је да прима захтеве са клијентске стране, обрађује их, извршава пословну логику, врши упис и читање података из базе, као и аутентификацију и ауторизацију корисника.</w:t>
+      </w:r>
+      <w:r>
+        <w:t xml:space="preserve"> </w:t>
+      </w:r>
+      <w:r>
+        <w:rPr>
+          <w:lang w:val="sr-Cyrl-RS"/>
+        </w:rPr>
+        <w:t xml:space="preserve">За развој је коришћен </w:t>
+      </w:r>
+      <w:r>
+        <w:rPr>
+          <w:i/>
+          <w:lang w:val="sr-Cyrl-RS"/>
+        </w:rPr>
+        <w:t>.NET</w:t>
+      </w:r>
+      <w:r>
+        <w:rPr>
+          <w:lang w:val="sr-Cyrl-RS"/>
+        </w:rPr>
+        <w:t xml:space="preserve"> развојни оквир, познат по својој ефикасности и флексибилности у изради веб </w:t>
+      </w:r>
+      <w:r>
+        <w:rPr>
+          <w:lang w:val="sr-Cyrl-RS"/>
+        </w:rPr>
+        <w:t>апликација</w:t>
+      </w:r>
+      <w:r>
+        <w:rPr>
+          <w:lang w:val="sr-Cyrl-RS"/>
+        </w:rPr>
+        <w:t xml:space="preserve">. Он омогућава једноставну обраду и размену података у форматима као што су </w:t>
+      </w:r>
+      <w:r>
+        <w:rPr>
+          <w:i/>
+          <w:lang w:val="sr-Cyrl-RS"/>
+        </w:rPr>
+        <w:t>JSON</w:t>
+      </w:r>
+      <w:r>
+        <w:rPr>
+          <w:lang w:val="sr-Cyrl-RS"/>
+        </w:rPr>
+        <w:t xml:space="preserve"> </w:t>
+      </w:r>
+      <w:r>
+        <w:t>[9</w:t>
+      </w:r>
+      <w:r>
+        <w:t>]</w:t>
+      </w:r>
+      <w:r>
+        <w:rPr>
+          <w:lang w:val="sr-Cyrl-RS"/>
+        </w:rPr>
+        <w:t xml:space="preserve"> </w:t>
+      </w:r>
+      <w:r>
+        <w:rPr>
+          <w:lang w:val="sr-Cyrl-RS"/>
+        </w:rPr>
+        <w:t xml:space="preserve"> и </w:t>
+      </w:r>
+      <w:r>
+        <w:rPr>
+          <w:i/>
+          <w:lang w:val="sr-Cyrl-RS"/>
+        </w:rPr>
+        <w:t>XML</w:t>
+      </w:r>
+      <w:r>
+        <w:rPr>
+          <w:lang w:val="sr-Cyrl-RS"/>
+        </w:rPr>
+        <w:t xml:space="preserve"> </w:t>
+      </w:r>
+      <w:r>
+        <w:t>[1</w:t>
+      </w:r>
+      <w:r>
+        <w:rPr>
+          <w:lang w:val="sr-Cyrl-RS"/>
+        </w:rPr>
+        <w:t>0</w:t>
+      </w:r>
+      <w:r>
+        <w:t>]</w:t>
+      </w:r>
+      <w:r>
+        <w:rPr>
+          <w:lang w:val="sr-Cyrl-RS"/>
+        </w:rPr>
+        <w:t>,</w:t>
+      </w:r>
+      <w:r>
+        <w:rPr>
+          <w:lang w:val="sr-Cyrl-RS"/>
+        </w:rPr>
+        <w:t xml:space="preserve"> као и снажан механизам за рутирање, који омогућава прецизно дефинисање путања </w:t>
+      </w:r>
+      <w:r>
+        <w:rPr>
+          <w:i/>
+          <w:lang w:val="sr-Cyrl-RS"/>
+        </w:rPr>
+        <w:t>HTTP</w:t>
+      </w:r>
+      <w:r>
+        <w:rPr>
+          <w:lang w:val="sr-Cyrl-RS"/>
+        </w:rPr>
+        <w:t xml:space="preserve"> захтева.</w:t>
+      </w:r>
+      <w:r>
+        <w:rPr>
+          <w:lang w:val="sr-Cyrl-RS"/>
+        </w:rPr>
+        <w:t xml:space="preserve"> </w:t>
+      </w:r>
+      <w:r>
+        <w:rPr>
+          <w:lang w:val="sr-Cyrl-RS"/>
+        </w:rPr>
+        <w:t xml:space="preserve">Као развојно окружење коришћен је </w:t>
+      </w:r>
+      <w:r>
+        <w:rPr>
+          <w:i/>
+          <w:lang w:val="sr-Cyrl-RS"/>
+        </w:rPr>
+        <w:t xml:space="preserve">Visual Studio </w:t>
+      </w:r>
+      <w:r>
+        <w:rPr>
+          <w:lang w:val="sr-Cyrl-RS"/>
+        </w:rPr>
+        <w:t>[</w:t>
+      </w:r>
+      <w:r>
+        <w:rPr>
+          <w:lang w:val="sr-Cyrl-RS"/>
+        </w:rPr>
+        <w:t>11</w:t>
+      </w:r>
+      <w:r>
+        <w:rPr>
+          <w:lang w:val="sr-Cyrl-RS"/>
+        </w:rPr>
+        <w:t>], који је ом</w:t>
+      </w:r>
+      <w:r>
+        <w:rPr>
+          <w:lang w:val="sr-Cyrl-RS"/>
+        </w:rPr>
+        <w:t xml:space="preserve">огућио ефикасно уређивање кода и </w:t>
+      </w:r>
+      <w:r>
+        <w:rPr>
+          <w:lang w:val="sr-Cyrl-RS"/>
+        </w:rPr>
+        <w:t xml:space="preserve">коришћење </w:t>
+      </w:r>
+      <w:r>
+        <w:rPr>
+          <w:lang w:val="sr-Cyrl-RS"/>
+        </w:rPr>
+        <w:t xml:space="preserve">великог броја екстензија за </w:t>
+      </w:r>
+      <w:r>
+        <w:rPr>
+          <w:i/>
+        </w:rPr>
+        <w:t>C#</w:t>
+      </w:r>
+      <w:r>
+        <w:rPr>
+          <w:lang w:val="sr-Cyrl-RS"/>
+        </w:rPr>
+        <w:t xml:space="preserve">. </w:t>
+      </w:r>
+      <w:r>
+        <w:rPr>
+          <w:lang w:val="sr-Cyrl-RS"/>
+        </w:rPr>
+        <w:br/>
+      </w:r>
+      <w:r>
+        <w:rPr>
+          <w:lang w:val="sr-Cyrl-RS"/>
+        </w:rPr>
+        <w:t xml:space="preserve">Систем за управљање базама података је </w:t>
+      </w:r>
+      <w:r>
+        <w:rPr>
+          <w:i/>
+          <w:lang w:val="sr-Cyrl-RS"/>
+        </w:rPr>
+        <w:t>PostgreSQL</w:t>
+      </w:r>
+      <w:r>
+        <w:rPr>
+          <w:lang w:val="sr-Cyrl-RS"/>
+        </w:rPr>
+        <w:t xml:space="preserve">, који се одликује великом стабилношћу, поузданошћу и брзином. </w:t>
+      </w:r>
+      <w:r>
+        <w:rPr>
+          <w:lang w:val="sr-Cyrl-RS"/>
+        </w:rPr>
+        <w:t xml:space="preserve">Такође, </w:t>
+      </w:r>
+      <w:r>
+        <w:rPr>
+          <w:lang w:val="sr-Cyrl-RS"/>
+        </w:rPr>
+        <w:t>омогућава једноставну миграцију на нове верзије без губитка података, што га чини погодним за дугорочне пројекте.</w:t>
       </w:r>
     </w:p>
     <w:p>
       <w:pPr>
+        <w:pStyle w:val="NormalWeb"/>
+        <w:spacing w:line="360" w:lineRule="auto"/>
+      </w:pPr>
+      <w:r>
+        <w:rPr>
+          <w:rFonts w:ascii="Tahoma" w:eastAsia="Calibri" w:hAnsi="Tahoma" w:cs="Tahoma"/>
+          <w:b/>
+          <w:sz w:val="28"/>
+          <w:szCs w:val="28"/>
+          <w:lang w:val="sr-Cyrl-RS"/>
+        </w:rPr>
+        <w:t>4</w:t>
+      </w:r>
+      <w:r>
+        <w:rPr>
+          <w:rFonts w:ascii="Tahoma" w:eastAsia="Calibri" w:hAnsi="Tahoma" w:cs="Tahoma"/>
+          <w:b/>
+          <w:sz w:val="28"/>
+          <w:szCs w:val="28"/>
+          <w:lang w:val="sr-Cyrl-RS"/>
+        </w:rPr>
+        <w:t>.2</w:t>
+      </w:r>
+      <w:r>
+        <w:rPr>
+          <w:rFonts w:ascii="Tahoma" w:eastAsia="Calibri" w:hAnsi="Tahoma" w:cs="Tahoma"/>
+          <w:b/>
+          <w:sz w:val="28"/>
+          <w:szCs w:val="28"/>
+          <w:lang w:val="sr-Cyrl-RS"/>
+        </w:rPr>
+        <w:t xml:space="preserve">. </w:t>
+      </w:r>
+      <w:r>
+        <w:rPr>
+          <w:rFonts w:ascii="Tahoma" w:eastAsia="Calibri" w:hAnsi="Tahoma" w:cs="Tahoma"/>
+          <w:b/>
+          <w:sz w:val="28"/>
+          <w:szCs w:val="28"/>
+          <w:lang w:val="sr-Cyrl-RS"/>
+        </w:rPr>
+        <w:t>Клијентска</w:t>
+      </w:r>
+      <w:r>
+        <w:rPr>
+          <w:rFonts w:ascii="Tahoma" w:eastAsia="Calibri" w:hAnsi="Tahoma" w:cs="Tahoma"/>
+          <w:b/>
+          <w:sz w:val="28"/>
+          <w:szCs w:val="28"/>
+          <w:lang w:val="sr-Cyrl-RS"/>
+        </w:rPr>
+        <w:t xml:space="preserve"> страна</w:t>
+      </w:r>
+      <w:r>
+        <w:rPr>
+          <w:rFonts w:ascii="Tahoma" w:eastAsia="Calibri" w:hAnsi="Tahoma" w:cs="Tahoma"/>
+          <w:b/>
+          <w:sz w:val="28"/>
+          <w:szCs w:val="28"/>
+          <w:lang w:val="sr-Cyrl-RS"/>
+        </w:rPr>
+        <w:br/>
+      </w:r>
+      <w:r>
+        <w:t>Клијентска апликација омогућава кориснику приступ сервер</w:t>
+      </w:r>
+      <w:r>
+        <w:t>ским услугама путем једноставних графичких спрега</w:t>
+      </w:r>
+      <w:r>
+        <w:rPr>
+          <w:lang w:val="sr-Cyrl-RS"/>
+        </w:rPr>
+        <w:t>(</w:t>
+      </w:r>
+      <w:r>
+        <w:t>интерфејса</w:t>
+      </w:r>
+      <w:r>
+        <w:rPr>
+          <w:lang w:val="sr-Cyrl-RS"/>
+        </w:rPr>
+        <w:t>)</w:t>
+      </w:r>
+      <w:r>
+        <w:t xml:space="preserve">. Имплементирана је коришћењем </w:t>
+      </w:r>
+      <w:r>
+        <w:rPr>
+          <w:bCs/>
+          <w:i/>
+        </w:rPr>
+        <w:t>Angular</w:t>
+      </w:r>
+      <w:r>
+        <w:t xml:space="preserve"> оквира, који омогућава развој динамичких веб апликација заснованих на компонентама. Компоненте су написане у </w:t>
+      </w:r>
+      <w:r>
+        <w:rPr>
+          <w:bCs/>
+          <w:i/>
+        </w:rPr>
+        <w:t>HTML</w:t>
+      </w:r>
+      <w:r>
+        <w:rPr>
+          <w:bCs/>
+        </w:rPr>
+        <w:t xml:space="preserve"> </w:t>
+      </w:r>
+      <w:r>
+        <w:t>[</w:t>
+      </w:r>
+      <w:r>
+        <w:t>12</w:t>
+      </w:r>
+      <w:r>
+        <w:t>]</w:t>
+      </w:r>
+      <w:r>
+        <w:t xml:space="preserve">, </w:t>
+      </w:r>
+      <w:r>
+        <w:rPr>
+          <w:bCs/>
+          <w:i/>
+        </w:rPr>
+        <w:t>CSS</w:t>
+      </w:r>
+      <w:r>
+        <w:t>[1</w:t>
+      </w:r>
+      <w:r>
+        <w:t>3</w:t>
+      </w:r>
+      <w:r>
+        <w:t>]</w:t>
+      </w:r>
+      <w:r>
+        <w:rPr>
+          <w:lang w:val="sr-Cyrl-RS"/>
+        </w:rPr>
+        <w:t xml:space="preserve"> </w:t>
+      </w:r>
+      <w:r>
+        <w:t xml:space="preserve"> и </w:t>
+      </w:r>
+      <w:r>
+        <w:rPr>
+          <w:bCs/>
+          <w:i/>
+        </w:rPr>
+        <w:t>TypeScript</w:t>
+      </w:r>
+      <w:r>
+        <w:rPr>
+          <w:bCs/>
+        </w:rPr>
+        <w:t xml:space="preserve"> </w:t>
+      </w:r>
+      <w:r>
+        <w:t>[14</w:t>
+      </w:r>
+      <w:r>
+        <w:t>]</w:t>
+      </w:r>
+      <w:r>
+        <w:t>.</w:t>
+      </w:r>
+      <w:r>
+        <w:br/>
+      </w:r>
+      <w:r>
+        <w:t xml:space="preserve">Апликација шаље </w:t>
+      </w:r>
+      <w:r>
+        <w:rPr>
+          <w:i/>
+        </w:rPr>
+        <w:t>HTTP</w:t>
+      </w:r>
+      <w:r>
+        <w:t xml:space="preserve"> захтеве серверу, добија одговоре и приказује податке кориснику. Сви подаци се чувају у централној бази, а серверска страна представља посредника између </w:t>
+      </w:r>
+      <w:r>
+        <w:rPr>
+          <w:lang w:val="sr-Cyrl-RS"/>
+        </w:rPr>
+        <w:t>спрега(</w:t>
+      </w:r>
+      <w:r>
+        <w:t>интерфејса</w:t>
+      </w:r>
+      <w:r>
+        <w:rPr>
+          <w:lang w:val="sr-Cyrl-RS"/>
+        </w:rPr>
+        <w:t>)</w:t>
+      </w:r>
+      <w:r>
+        <w:t xml:space="preserve"> и базе података.</w:t>
+      </w:r>
+    </w:p>
+    <w:p>
+      <w:pPr>
+        <w:pStyle w:val="NormalWeb"/>
+        <w:spacing w:line="360" w:lineRule="auto"/>
+        <w:rPr>
+          <w:lang w:val="sr-Cyrl-RS"/>
+        </w:rPr>
+      </w:pPr>
+      <w:r>
+        <w:rPr>
+          <w:rStyle w:val="Heading1Char"/>
+          <w:rFonts w:ascii="Tahoma" w:hAnsi="Tahoma" w:cs="Tahoma"/>
+          <w:b/>
+          <w:sz w:val="32"/>
+          <w:szCs w:val="32"/>
+          <w:lang w:val="sr-Cyrl-RS"/>
+        </w:rPr>
+        <w:t>5</w:t>
+      </w:r>
+      <w:bookmarkStart w:id="2" w:name="_GoBack"/>
+      <w:bookmarkEnd w:id="2"/>
+      <w:r>
+        <w:rPr>
+          <w:rStyle w:val="Heading1Char"/>
+          <w:rFonts w:ascii="Tahoma" w:hAnsi="Tahoma" w:cs="Tahoma"/>
+          <w:b/>
+          <w:sz w:val="32"/>
+          <w:szCs w:val="32"/>
+          <w:lang w:val="sr-Cyrl-RS"/>
+        </w:rPr>
+        <w:t xml:space="preserve">. </w:t>
+      </w:r>
+      <w:r>
+        <w:rPr>
+          <w:rStyle w:val="Heading1Char"/>
+          <w:rFonts w:ascii="Tahoma" w:hAnsi="Tahoma" w:cs="Tahoma"/>
+          <w:b/>
+          <w:sz w:val="32"/>
+          <w:szCs w:val="32"/>
+          <w:lang w:val="sr-Cyrl-RS"/>
+        </w:rPr>
+        <w:t>Опис апликативног решења</w:t>
+      </w:r>
+    </w:p>
+    <w:p>
+      <w:pPr>
+        <w:pStyle w:val="NormalWeb"/>
+      </w:pPr>
+    </w:p>
+    <w:p>
+      <w:pPr>
+        <w:pStyle w:val="NormalWeb"/>
+        <w:spacing w:line="360" w:lineRule="auto"/>
+        <w:rPr>
+          <w:rFonts w:ascii="Tahoma" w:eastAsia="Calibri" w:hAnsi="Tahoma" w:cs="Tahoma"/>
+          <w:b/>
+          <w:sz w:val="28"/>
+          <w:szCs w:val="28"/>
+          <w:lang w:val="sr-Cyrl-RS"/>
+        </w:rPr>
+      </w:pPr>
+    </w:p>
+    <w:p>
+      <w:pPr>
+        <w:spacing w:after="160" w:line="360" w:lineRule="auto"/>
+        <w:jc w:val="left"/>
+        <w:rPr>
+          <w:lang w:val="sr-Cyrl-RS"/>
+        </w:rPr>
+      </w:pPr>
+    </w:p>
+    <w:p>
+      <w:pPr>
+        <w:spacing w:after="160" w:line="360" w:lineRule="auto"/>
+        <w:jc w:val="left"/>
+        <w:rPr>
+          <w:lang w:val="en-US"/>
+        </w:rPr>
+      </w:pPr>
+    </w:p>
+    <w:p>
+      <w:pPr>
+        <w:spacing w:before="100" w:beforeAutospacing="1" w:after="100" w:afterAutospacing="1" w:line="360" w:lineRule="auto"/>
+        <w:jc w:val="left"/>
+        <w:rPr>
+          <w:sz w:val="22"/>
+          <w:lang w:val="en-US"/>
+        </w:rPr>
+      </w:pPr>
+    </w:p>
+    <w:p>
+      <w:pPr>
+        <w:spacing w:before="100" w:beforeAutospacing="1" w:after="100" w:afterAutospacing="1" w:line="360" w:lineRule="auto"/>
+        <w:jc w:val="left"/>
+        <w:rPr>
+          <w:sz w:val="22"/>
+          <w:lang w:val="sr-Cyrl-RS"/>
+        </w:rPr>
+      </w:pPr>
+    </w:p>
+    <w:p>
+      <w:pPr>
+        <w:spacing w:before="100" w:beforeAutospacing="1" w:after="100" w:afterAutospacing="1" w:line="360" w:lineRule="auto"/>
+        <w:jc w:val="left"/>
+        <w:rPr>
+          <w:sz w:val="22"/>
+          <w:lang w:val="sr-Cyrl-RS"/>
+        </w:rPr>
+      </w:pPr>
+    </w:p>
+    <w:p>
+      <w:pPr>
+        <w:spacing w:before="100" w:beforeAutospacing="1" w:after="100" w:afterAutospacing="1" w:line="360" w:lineRule="auto"/>
+        <w:jc w:val="left"/>
+        <w:rPr>
+          <w:rFonts w:eastAsia="Times New Roman" w:cs="Times New Roman"/>
+          <w:szCs w:val="24"/>
+          <w:lang w:val="en-US"/>
+        </w:rPr>
+      </w:pPr>
+    </w:p>
+    <w:p>
+      <w:pPr>
+        <w:pStyle w:val="Default"/>
+        <w:spacing w:line="360" w:lineRule="auto"/>
+        <w:rPr>
+          <w:rFonts w:ascii="Times New Roman" w:hAnsi="Times New Roman" w:cs="Times New Roman"/>
+          <w:color w:val="135FC0"/>
+        </w:rPr>
+      </w:pPr>
+      <w:r>
+        <w:rPr>
+          <w:rFonts w:ascii="Tahoma" w:eastAsia="Calibri" w:hAnsi="Tahoma" w:cs="Tahoma"/>
+          <w:b/>
+          <w:sz w:val="28"/>
+          <w:szCs w:val="28"/>
+          <w:lang w:val="sr-Cyrl-RS"/>
+        </w:rPr>
+        <w:t>Литература:</w:t>
+      </w:r>
+      <w:r>
+        <w:rPr>
+          <w:rFonts w:ascii="Tahoma" w:eastAsia="Calibri" w:hAnsi="Tahoma" w:cs="Tahoma"/>
+          <w:b/>
+          <w:sz w:val="28"/>
+          <w:szCs w:val="28"/>
+          <w:lang w:val="sr-Cyrl-RS"/>
+        </w:rPr>
+        <w:br/>
+      </w:r>
+      <w:r>
+        <w:rPr>
+          <w:rFonts w:ascii="Times New Roman" w:hAnsi="Times New Roman" w:cs="Times New Roman"/>
+        </w:rPr>
+        <w:t>[1</w:t>
+      </w:r>
+      <w:r>
+        <w:rPr>
+          <w:rFonts w:ascii="Times New Roman" w:hAnsi="Times New Roman" w:cs="Times New Roman"/>
+        </w:rPr>
+        <w:t>] Object Management Group, Unified Modeling Language, Version 2.5.1, 2017.</w:t>
+      </w:r>
+      <w:r>
+        <w:rPr>
+          <w:rFonts w:cs="Times New Roman"/>
+        </w:rPr>
+        <w:br/>
+      </w:r>
+      <w:r>
+        <w:rPr>
+          <w:rFonts w:ascii="Times New Roman" w:hAnsi="Times New Roman" w:cs="Times New Roman"/>
+        </w:rPr>
+        <w:t>[2</w:t>
+      </w:r>
+      <w:r>
+        <w:rPr>
+          <w:rFonts w:ascii="Times New Roman" w:hAnsi="Times New Roman" w:cs="Times New Roman"/>
+        </w:rPr>
+        <w:t xml:space="preserve">] </w:t>
+      </w:r>
+      <w:r>
+        <w:rPr>
+          <w:rFonts w:ascii="Times New Roman" w:hAnsi="Times New Roman" w:cs="Times New Roman"/>
+          <w:lang w:val="sr-Cyrl-RS"/>
+        </w:rPr>
+        <w:t>Oracle SQL Data Modeler</w:t>
+      </w:r>
+      <w:r>
+        <w:rPr>
+          <w:rFonts w:ascii="Times New Roman" w:hAnsi="Times New Roman" w:cs="Times New Roman"/>
+          <w:iCs/>
+        </w:rPr>
+        <w:t xml:space="preserve">, </w:t>
+      </w:r>
+      <w:hyperlink r:id="rId34" w:history="1">
+        <w:r>
+          <w:rPr>
+            <w:rStyle w:val="Hyperlink"/>
+            <w:rFonts w:ascii="Times New Roman" w:hAnsi="Times New Roman" w:cs="Times New Roman"/>
+            <w:iCs/>
+          </w:rPr>
+          <w:t>https://docs.oracle.c</w:t>
+        </w:r>
+        <w:r>
+          <w:rPr>
+            <w:rStyle w:val="Hyperlink"/>
+            <w:rFonts w:ascii="Times New Roman" w:hAnsi="Times New Roman" w:cs="Times New Roman"/>
+            <w:iCs/>
+          </w:rPr>
+          <w:t>o</w:t>
+        </w:r>
+        <w:r>
+          <w:rPr>
+            <w:rStyle w:val="Hyperlink"/>
+            <w:rFonts w:ascii="Times New Roman" w:hAnsi="Times New Roman" w:cs="Times New Roman"/>
+            <w:iCs/>
+          </w:rPr>
+          <w:t>m/database/sql-developer-data-modeler-18.1/</w:t>
+        </w:r>
+      </w:hyperlink>
+      <w:r>
+        <w:rPr>
+          <w:rFonts w:ascii="Times New Roman" w:eastAsia="Calibri" w:hAnsi="Times New Roman" w:cs="Times New Roman"/>
+          <w:lang w:val="sr-Cyrl-RS"/>
+        </w:rPr>
+        <w:br/>
+      </w:r>
+      <w:r>
+        <w:rPr>
+          <w:rFonts w:ascii="Times New Roman" w:hAnsi="Times New Roman" w:cs="Times New Roman"/>
+        </w:rPr>
+        <w:t xml:space="preserve">[3] C#, </w:t>
+      </w:r>
+      <w:hyperlink r:id="rId35" w:history="1">
+        <w:r>
+          <w:rPr>
+            <w:rStyle w:val="Hyperlink"/>
+            <w:rFonts w:ascii="Times New Roman" w:hAnsi="Times New Roman" w:cs="Times New Roman"/>
+          </w:rPr>
+          <w:t>https://learn.microsoft.com/en-us/dotnet/csharp/</w:t>
+        </w:r>
+      </w:hyperlink>
+      <w:r>
+        <w:rPr>
+          <w:rFonts w:ascii="Times New Roman" w:hAnsi="Times New Roman" w:cs="Times New Roman"/>
+        </w:rPr>
+        <w:br/>
+        <w:t xml:space="preserve">[4] .NET, </w:t>
+      </w:r>
+      <w:hyperlink r:id="rId36" w:history="1">
+        <w:r>
+          <w:rPr>
+            <w:rStyle w:val="Hyperlink"/>
+            <w:rFonts w:ascii="Times New Roman" w:hAnsi="Times New Roman" w:cs="Times New Roman"/>
+          </w:rPr>
+          <w:t>https://learn.microsoft.com/en-us/dotnet/</w:t>
+        </w:r>
+      </w:hyperlink>
+      <w:r>
+        <w:rPr>
+          <w:rFonts w:ascii="Times New Roman" w:hAnsi="Times New Roman" w:cs="Times New Roman"/>
+        </w:rPr>
+        <w:br/>
+        <w:t xml:space="preserve">[5] </w:t>
+      </w:r>
+      <w:r>
+        <w:rPr>
+          <w:rFonts w:ascii="Times New Roman" w:hAnsi="Times New Roman" w:cs="Times New Roman"/>
+          <w:iCs/>
+        </w:rPr>
+        <w:t xml:space="preserve">Angular, </w:t>
+      </w:r>
+      <w:hyperlink r:id="rId37" w:history="1">
+        <w:r>
+          <w:rPr>
+            <w:rStyle w:val="Hyperlink"/>
+            <w:rFonts w:ascii="Times New Roman" w:hAnsi="Times New Roman" w:cs="Times New Roman"/>
+            <w:iCs/>
+          </w:rPr>
+          <w:t>https://angular.io/d</w:t>
+        </w:r>
+        <w:r>
+          <w:rPr>
+            <w:rStyle w:val="Hyperlink"/>
+            <w:rFonts w:ascii="Times New Roman" w:hAnsi="Times New Roman" w:cs="Times New Roman"/>
+            <w:iCs/>
+          </w:rPr>
+          <w:t>o</w:t>
+        </w:r>
+        <w:r>
+          <w:rPr>
+            <w:rStyle w:val="Hyperlink"/>
+            <w:rFonts w:ascii="Times New Roman" w:hAnsi="Times New Roman" w:cs="Times New Roman"/>
+            <w:iCs/>
+          </w:rPr>
+          <w:t>cs</w:t>
+        </w:r>
+      </w:hyperlink>
+      <w:r>
+        <w:rPr>
+          <w:rFonts w:ascii="Times New Roman" w:hAnsi="Times New Roman" w:cs="Times New Roman"/>
+          <w:iCs/>
+        </w:rPr>
+        <w:t xml:space="preserve"> </w:t>
+      </w:r>
+      <w:r>
+        <w:rPr>
+          <w:rFonts w:ascii="Times New Roman" w:hAnsi="Times New Roman" w:cs="Times New Roman"/>
+          <w:iCs/>
+        </w:rPr>
+        <w:br/>
+      </w:r>
+      <w:r>
+        <w:rPr>
+          <w:rFonts w:ascii="Times New Roman" w:hAnsi="Times New Roman" w:cs="Times New Roman"/>
+        </w:rPr>
+        <w:t xml:space="preserve">[6] </w:t>
+      </w:r>
+      <w:r>
+        <w:rPr>
+          <w:rFonts w:ascii="Times New Roman" w:hAnsi="Times New Roman" w:cs="Times New Roman"/>
+          <w:iCs/>
+        </w:rPr>
+        <w:t xml:space="preserve">HTTP Rest, </w:t>
+      </w:r>
+      <w:hyperlink r:id="rId38" w:history="1">
+        <w:r>
+          <w:rPr>
+            <w:rStyle w:val="Hyperlink"/>
+            <w:rFonts w:ascii="Times New Roman" w:hAnsi="Times New Roman" w:cs="Times New Roman"/>
+          </w:rPr>
+          <w:t>https://docs.github.com/en/rest?apiVersion=2022-11-28</w:t>
+        </w:r>
+      </w:hyperlink>
+      <w:r>
+        <w:rPr>
+          <w:rFonts w:ascii="Times New Roman" w:hAnsi="Times New Roman" w:cs="Times New Roman"/>
+          <w:iCs/>
+        </w:rPr>
+        <w:br/>
+      </w:r>
+      <w:r>
+        <w:rPr>
+          <w:rFonts w:ascii="Times New Roman" w:hAnsi="Times New Roman" w:cs="Times New Roman"/>
+        </w:rPr>
+        <w:t xml:space="preserve">[7] </w:t>
+      </w:r>
+      <w:r>
+        <w:rPr>
+          <w:rFonts w:ascii="Times New Roman" w:hAnsi="Times New Roman" w:cs="Times New Roman"/>
+          <w:iCs/>
+        </w:rPr>
+        <w:t xml:space="preserve">PostgreSQL, </w:t>
+      </w:r>
+      <w:hyperlink r:id="rId39" w:history="1">
+        <w:r>
+          <w:rPr>
+            <w:rStyle w:val="Hyperlink"/>
+            <w:rFonts w:ascii="Times New Roman" w:hAnsi="Times New Roman" w:cs="Times New Roman"/>
+            <w:iCs/>
+          </w:rPr>
+          <w:t>https://www.postgresql.org/docs/</w:t>
+        </w:r>
+      </w:hyperlink>
+      <w:r>
+        <w:rPr>
+          <w:rFonts w:ascii="Times New Roman" w:hAnsi="Times New Roman" w:cs="Times New Roman"/>
+          <w:iCs/>
+        </w:rPr>
+        <w:br/>
+      </w:r>
+      <w:r>
+        <w:rPr>
+          <w:rFonts w:ascii="Times New Roman" w:hAnsi="Times New Roman" w:cs="Times New Roman"/>
+        </w:rPr>
+        <w:t xml:space="preserve">[8] </w:t>
+      </w:r>
+      <w:r>
+        <w:rPr>
+          <w:rFonts w:ascii="Times New Roman" w:hAnsi="Times New Roman" w:cs="Times New Roman"/>
+          <w:lang w:val="sr-Cyrl-RS"/>
+        </w:rPr>
+        <w:t>MVC</w:t>
+      </w:r>
+      <w:r>
+        <w:rPr>
+          <w:rFonts w:ascii="Times New Roman" w:hAnsi="Times New Roman" w:cs="Times New Roman"/>
+        </w:rPr>
+        <w:t xml:space="preserve"> (</w:t>
+      </w:r>
+      <w:r>
+        <w:rPr>
+          <w:rFonts w:ascii="Times New Roman" w:hAnsi="Times New Roman" w:cs="Times New Roman"/>
+          <w:lang w:val="sr-Cyrl-RS"/>
+        </w:rPr>
+        <w:t>Model-View-Controller</w:t>
+      </w:r>
+      <w:r>
+        <w:rPr>
+          <w:rFonts w:ascii="Times New Roman" w:hAnsi="Times New Roman" w:cs="Times New Roman"/>
+        </w:rPr>
+        <w:t>)</w:t>
+      </w:r>
+      <w:r>
+        <w:rPr>
+          <w:rFonts w:ascii="Times New Roman" w:hAnsi="Times New Roman" w:cs="Times New Roman"/>
+          <w:iCs/>
+        </w:rPr>
+        <w:t xml:space="preserve">, </w:t>
+      </w:r>
+      <w:hyperlink r:id="rId40" w:history="1">
+        <w:r>
+          <w:rPr>
+            <w:rStyle w:val="Hyperlink"/>
+            <w:rFonts w:ascii="Times New Roman" w:hAnsi="Times New Roman" w:cs="Times New Roman"/>
+            <w:iCs/>
+          </w:rPr>
+          <w:t>https://learn.microsoft.com/en-us/aspnet/core/mvc/overview?view=aspnetcore-9.0</w:t>
+        </w:r>
+      </w:hyperlink>
+      <w:r>
+        <w:rPr>
+          <w:rFonts w:ascii="Times New Roman" w:hAnsi="Times New Roman" w:cs="Times New Roman"/>
+          <w:iCs/>
+        </w:rPr>
+        <w:t xml:space="preserve"> </w:t>
+      </w:r>
+      <w:r>
+        <w:rPr>
+          <w:rFonts w:ascii="Times New Roman" w:hAnsi="Times New Roman" w:cs="Times New Roman"/>
+          <w:iCs/>
+        </w:rPr>
+        <w:br/>
+      </w:r>
+      <w:r>
+        <w:rPr>
+          <w:rFonts w:ascii="Times New Roman" w:hAnsi="Times New Roman" w:cs="Times New Roman"/>
+        </w:rPr>
+        <w:t xml:space="preserve">[9] </w:t>
+      </w:r>
+      <w:r>
+        <w:rPr>
+          <w:rFonts w:ascii="Times New Roman" w:hAnsi="Times New Roman" w:cs="Times New Roman"/>
+          <w:lang w:val="sr-Cyrl-RS"/>
+        </w:rPr>
+        <w:t>JSON</w:t>
+      </w:r>
+      <w:r>
+        <w:rPr>
+          <w:rFonts w:ascii="Times New Roman" w:hAnsi="Times New Roman" w:cs="Times New Roman"/>
+          <w:iCs/>
+        </w:rPr>
+        <w:t xml:space="preserve">, </w:t>
+      </w:r>
+      <w:hyperlink r:id="rId41" w:history="1">
+        <w:r>
+          <w:rPr>
+            <w:rStyle w:val="Hyperlink"/>
+            <w:rFonts w:ascii="Times New Roman" w:hAnsi="Times New Roman" w:cs="Times New Roman"/>
+            <w:iCs/>
+          </w:rPr>
+          <w:t>https://www.json.org/json-en.html</w:t>
+        </w:r>
+      </w:hyperlink>
+      <w:r>
+        <w:rPr>
+          <w:rFonts w:ascii="Times New Roman" w:hAnsi="Times New Roman" w:cs="Times New Roman"/>
+          <w:iCs/>
+        </w:rPr>
+        <w:br/>
+      </w:r>
+      <w:r>
+        <w:rPr>
+          <w:rFonts w:ascii="Times New Roman" w:hAnsi="Times New Roman" w:cs="Times New Roman"/>
+        </w:rPr>
+        <w:t xml:space="preserve">[10] </w:t>
+      </w:r>
+      <w:r>
+        <w:rPr>
+          <w:rFonts w:ascii="Times New Roman" w:hAnsi="Times New Roman" w:cs="Times New Roman"/>
+          <w:lang w:val="sr-Cyrl-RS"/>
+        </w:rPr>
+        <w:t>XML</w:t>
+      </w:r>
+      <w:r>
+        <w:rPr>
+          <w:rFonts w:ascii="Times New Roman" w:hAnsi="Times New Roman" w:cs="Times New Roman"/>
+          <w:iCs/>
+        </w:rPr>
+        <w:t xml:space="preserve">, </w:t>
+      </w:r>
+      <w:hyperlink r:id="rId42" w:history="1">
+        <w:r>
+          <w:rPr>
+            <w:rStyle w:val="Hyperlink"/>
+            <w:rFonts w:ascii="Times New Roman" w:hAnsi="Times New Roman" w:cs="Times New Roman"/>
+            <w:iCs/>
+          </w:rPr>
+          <w:t>https://www.w3.org/TR/xml/</w:t>
+        </w:r>
+      </w:hyperlink>
+      <w:r>
+        <w:rPr>
+          <w:rFonts w:ascii="Times New Roman" w:hAnsi="Times New Roman" w:cs="Times New Roman"/>
+          <w:iCs/>
+        </w:rPr>
+        <w:br/>
+      </w:r>
+      <w:r>
+        <w:rPr>
+          <w:rFonts w:ascii="Times New Roman" w:hAnsi="Times New Roman" w:cs="Times New Roman"/>
+        </w:rPr>
+        <w:t>[11</w:t>
+      </w:r>
+      <w:r>
+        <w:rPr>
+          <w:rFonts w:ascii="Times New Roman" w:hAnsi="Times New Roman" w:cs="Times New Roman"/>
+        </w:rPr>
+        <w:t xml:space="preserve">] </w:t>
+      </w:r>
+      <w:r>
+        <w:rPr>
+          <w:rFonts w:ascii="Times New Roman" w:hAnsi="Times New Roman" w:cs="Times New Roman"/>
+        </w:rPr>
+        <w:t>Visual Studio</w:t>
+      </w:r>
+      <w:r>
+        <w:rPr>
+          <w:rFonts w:ascii="Times New Roman" w:hAnsi="Times New Roman" w:cs="Times New Roman"/>
+          <w:iCs/>
+        </w:rPr>
+        <w:t xml:space="preserve">, </w:t>
+      </w:r>
+      <w:hyperlink r:id="rId43" w:history="1">
+        <w:r>
+          <w:rPr>
+            <w:rStyle w:val="Hyperlink"/>
+            <w:rFonts w:ascii="Times New Roman" w:hAnsi="Times New Roman" w:cs="Times New Roman"/>
+            <w:iCs/>
+          </w:rPr>
+          <w:t>https://learn.microsoft.com/en-us/visualstudio/ide/?view=vs-2022</w:t>
+        </w:r>
+      </w:hyperlink>
+      <w:r>
+        <w:rPr>
+          <w:rFonts w:ascii="Times New Roman" w:hAnsi="Times New Roman" w:cs="Times New Roman"/>
+          <w:iCs/>
+        </w:rPr>
+        <w:br/>
+      </w:r>
+      <w:r>
+        <w:rPr>
+          <w:rFonts w:ascii="Times New Roman" w:hAnsi="Times New Roman" w:cs="Times New Roman"/>
+        </w:rPr>
+        <w:t>[12</w:t>
+      </w:r>
+      <w:r>
+        <w:rPr>
+          <w:rFonts w:ascii="Times New Roman" w:hAnsi="Times New Roman" w:cs="Times New Roman"/>
+        </w:rPr>
+        <w:t xml:space="preserve">] </w:t>
+      </w:r>
+      <w:r>
+        <w:rPr>
+          <w:rFonts w:ascii="Times New Roman" w:hAnsi="Times New Roman" w:cs="Times New Roman"/>
+          <w:iCs/>
+        </w:rPr>
+        <w:t xml:space="preserve">HTML, </w:t>
+      </w:r>
+      <w:hyperlink r:id="rId44" w:history="1">
+        <w:r>
+          <w:rPr>
+            <w:rStyle w:val="Hyperlink"/>
+            <w:rFonts w:ascii="Times New Roman" w:hAnsi="Times New Roman" w:cs="Times New Roman"/>
+            <w:iCs/>
+          </w:rPr>
+          <w:t>https://developer.mozilla.org/en-US/docs/Web/HTML</w:t>
+        </w:r>
+      </w:hyperlink>
+      <w:r>
+        <w:rPr>
+          <w:rFonts w:ascii="Times New Roman" w:hAnsi="Times New Roman" w:cs="Times New Roman"/>
+          <w:iCs/>
+          <w:color w:val="135FC0"/>
+        </w:rPr>
+        <w:t xml:space="preserve"> </w:t>
+      </w:r>
+    </w:p>
+    <w:p>
+      <w:pPr>
+        <w:pStyle w:val="Default"/>
+        <w:spacing w:line="360" w:lineRule="auto"/>
+        <w:rPr>
+          <w:rFonts w:ascii="Times New Roman" w:hAnsi="Times New Roman" w:cs="Times New Roman"/>
+          <w:color w:val="135FC0"/>
+        </w:rPr>
+      </w:pPr>
+      <w:r>
+        <w:rPr>
+          <w:rFonts w:ascii="Times New Roman" w:hAnsi="Times New Roman" w:cs="Times New Roman"/>
+        </w:rPr>
+        <w:t>[13</w:t>
+      </w:r>
+      <w:r>
+        <w:rPr>
+          <w:rFonts w:ascii="Times New Roman" w:hAnsi="Times New Roman" w:cs="Times New Roman"/>
+        </w:rPr>
+        <w:t>] CSS</w:t>
+      </w:r>
+      <w:r>
+        <w:rPr>
+          <w:rFonts w:ascii="Times New Roman" w:hAnsi="Times New Roman" w:cs="Times New Roman"/>
+          <w:iCs/>
+        </w:rPr>
+        <w:t xml:space="preserve">, </w:t>
+      </w:r>
+      <w:hyperlink r:id="rId45" w:history="1">
+        <w:r>
+          <w:rPr>
+            <w:rStyle w:val="Hyperlink"/>
+            <w:rFonts w:ascii="Times New Roman" w:hAnsi="Times New Roman" w:cs="Times New Roman"/>
+            <w:iCs/>
+          </w:rPr>
+          <w:t>https://devdocs.io/css/</w:t>
+        </w:r>
+      </w:hyperlink>
+      <w:r>
+        <w:rPr>
+          <w:rFonts w:ascii="Times New Roman" w:hAnsi="Times New Roman" w:cs="Times New Roman"/>
+          <w:iCs/>
+          <w:color w:val="135FC0"/>
+        </w:rPr>
+        <w:t xml:space="preserve"> </w:t>
+      </w:r>
+    </w:p>
+    <w:p>
+      <w:pPr>
         <w:spacing w:before="0" w:after="160" w:line="360" w:lineRule="auto"/>
         <w:jc w:val="left"/>
         <w:rPr>
-          <w:rFonts w:eastAsia="Calibri" w:cs="Times New Roman"/>
-          <w:szCs w:val="24"/>
-          <w:lang w:val="sr-Cyrl-RS"/>
-        </w:rPr>
-      </w:pPr>
-      <w:r>
-        <w:rPr>
-          <w:sz w:val="23"/>
-          <w:szCs w:val="23"/>
-        </w:rPr>
-        <w:t xml:space="preserve">[1] </w:t>
-      </w:r>
-      <w:r>
-        <w:rPr>
-          <w:rFonts w:eastAsia="Times New Roman" w:cs="Times New Roman"/>
-          <w:szCs w:val="24"/>
-          <w:lang w:val="sr-Cyrl-RS"/>
-        </w:rPr>
-        <w:t>Oracle SQL Data Modeler</w:t>
-      </w:r>
-      <w:r>
-        <w:rPr>
-          <w:i/>
+          <w:rFonts w:cs="Times New Roman"/>
+          <w:szCs w:val="24"/>
+        </w:rPr>
+      </w:pPr>
+      <w:r>
+        <w:rPr>
+          <w:rFonts w:cs="Times New Roman"/>
+          <w:szCs w:val="24"/>
+        </w:rPr>
+        <w:t>[14</w:t>
+      </w:r>
+      <w:r>
+        <w:rPr>
+          <w:rFonts w:cs="Times New Roman"/>
+          <w:szCs w:val="24"/>
+        </w:rPr>
+        <w:t xml:space="preserve">] </w:t>
+      </w:r>
+      <w:r>
+        <w:rPr>
+          <w:rFonts w:cs="Times New Roman"/>
           <w:iCs/>
-          <w:sz w:val="23"/>
-          <w:szCs w:val="23"/>
+          <w:szCs w:val="24"/>
+        </w:rPr>
+        <w:t>T</w:t>
+      </w:r>
+      <w:r>
+        <w:rPr>
+          <w:rFonts w:cs="Times New Roman"/>
+          <w:iCs/>
+          <w:szCs w:val="24"/>
+          <w:lang w:val="en-US"/>
+        </w:rPr>
+        <w:t>ypeScript</w:t>
+      </w:r>
+      <w:r>
+        <w:rPr>
+          <w:rFonts w:cs="Times New Roman"/>
+          <w:iCs/>
+          <w:szCs w:val="24"/>
         </w:rPr>
         <w:t xml:space="preserve">, </w:t>
       </w:r>
-      <w:r>
-        <w:rPr>
-          <w:iCs/>
-          <w:color w:val="0000FF"/>
-          <w:sz w:val="23"/>
-          <w:szCs w:val="23"/>
-        </w:rPr>
-        <w:t>https://docs.oracle.com/database/sql-developer-data-modeler-18.1/</w:t>
-      </w:r>
-      <w:r>
-        <w:rPr>
-          <w:rFonts w:eastAsia="Calibri" w:cs="Times New Roman"/>
-          <w:szCs w:val="24"/>
-          <w:lang w:val="sr-Cyrl-RS"/>
-        </w:rPr>
-        <w:br/>
-      </w:r>
-      <w:r>
-        <w:rPr>
-          <w:sz w:val="23"/>
-          <w:szCs w:val="23"/>
-        </w:rPr>
-        <w:t>[2</w:t>
-      </w:r>
-      <w:r>
-        <w:rPr>
-          <w:sz w:val="23"/>
-          <w:szCs w:val="23"/>
-        </w:rPr>
-        <w:t>] Object Management Group, Unified Modeling Language, Version 2.5.1, 2017.</w:t>
-      </w:r>
+      <w:hyperlink r:id="rId46" w:history="1">
+        <w:r>
+          <w:rPr>
+            <w:rStyle w:val="Hyperlink"/>
+            <w:rFonts w:cs="Times New Roman"/>
+            <w:iCs/>
+            <w:szCs w:val="24"/>
+          </w:rPr>
+          <w:t>https://www.typescriptlang.org/docs/</w:t>
+        </w:r>
+      </w:hyperlink>
     </w:p>
     <w:p>
       <w:pPr>
@@ -26868,6 +28451,13 @@
           <w:lang w:val="sr-Cyrl-RS"/>
         </w:rPr>
       </w:pPr>
+      <w:r>
+        <w:rPr>
+          <w:rFonts w:cs="Times New Roman"/>
+          <w:szCs w:val="24"/>
+        </w:rPr>
+        <w:br/>
+      </w:r>
     </w:p>
     <w:p>
       <w:pPr>
@@ -26875,7 +28465,6 @@
         <w:jc w:val="left"/>
         <w:rPr>
           <w:rFonts w:eastAsia="Calibri" w:cs="Times New Roman"/>
-          <w:color w:val="000000"/>
           <w:szCs w:val="24"/>
           <w:lang w:val="sr-Cyrl-RS"/>
         </w:rPr>
@@ -26883,6 +28472,18 @@
     </w:p>
     <w:p>
       <w:pPr>
+        <w:spacing w:before="0" w:after="160" w:line="360" w:lineRule="auto"/>
+        <w:jc w:val="left"/>
+        <w:rPr>
+          <w:rFonts w:eastAsia="Calibri" w:cs="Times New Roman"/>
+          <w:color w:val="000000"/>
+          <w:szCs w:val="24"/>
+          <w:lang w:val="sr-Cyrl-RS"/>
+        </w:rPr>
+      </w:pPr>
+    </w:p>
+    <w:p>
+      <w:pPr>
         <w:pStyle w:val="Heading1"/>
         <w:rPr>
           <w:lang w:val="sr-Cyrl-RS"/>
@@ -26890,10 +28491,10 @@
       </w:pPr>
     </w:p>
     <w:sectPr>
-      <w:headerReference w:type="even" r:id="rId33"/>
-      <w:headerReference w:type="default" r:id="rId34"/>
-      <w:footerReference w:type="even" r:id="rId35"/>
-      <w:footerReference w:type="default" r:id="rId36"/>
+      <w:headerReference w:type="even" r:id="rId47"/>
+      <w:headerReference w:type="default" r:id="rId48"/>
+      <w:footerReference w:type="even" r:id="rId49"/>
+      <w:footerReference w:type="default" r:id="rId50"/>
       <w:pgSz w:w="11909" w:h="16834" w:code="9"/>
       <w:pgMar w:top="1152" w:right="1080" w:bottom="1152" w:left="1440" w:header="576" w:footer="576" w:gutter="0"/>
       <w:cols w:space="720"/>
@@ -26969,7 +28570,7 @@
           <w:rPr>
             <w:noProof/>
           </w:rPr>
-          <w:t>11</w:t>
+          <w:t>19</w:t>
         </w:r>
         <w:r>
           <w:fldChar w:fldCharType="end"/>
@@ -27083,7 +28684,7 @@
           <w:rPr>
             <w:noProof/>
           </w:rPr>
-          <w:t>12</w:t>
+          <w:t>18</w:t>
         </w:r>
         <w:r>
           <w:fldChar w:fldCharType="end"/>
@@ -34998,7 +36599,7 @@
   <w:style w:type="paragraph" w:default="1" w:styleId="Normal">
     <w:name w:val="Normal"/>
     <w:qFormat/>
-    <w:rsid w:val="000D62C4"/>
+    <w:rsid w:val="00BA418A"/>
     <w:pPr>
       <w:spacing w:before="120"/>
     </w:pPr>
@@ -35137,7 +36738,6 @@
   <w:style w:type="character" w:default="1" w:styleId="DefaultParagraphFont">
     <w:name w:val="Default Paragraph Font"/>
     <w:uiPriority w:val="1"/>
-    <w:semiHidden/>
     <w:unhideWhenUsed/>
   </w:style>
   <w:style w:type="table" w:default="1" w:styleId="TableNormal">
@@ -36949,6 +38549,64 @@
       </w:tcPr>
     </w:tblStylePr>
   </w:style>
+  <w:style w:type="paragraph" w:styleId="HTMLPreformatted">
+    <w:name w:val="HTML Preformatted"/>
+    <w:basedOn w:val="Normal"/>
+    <w:link w:val="HTMLPreformattedChar"/>
+    <w:uiPriority w:val="99"/>
+    <w:semiHidden/>
+    <w:unhideWhenUsed/>
+    <w:rsid w:val="00015F42"/>
+    <w:pPr>
+      <w:spacing w:before="0" w:after="0"/>
+    </w:pPr>
+    <w:rPr>
+      <w:rFonts w:ascii="Consolas" w:hAnsi="Consolas"/>
+      <w:sz w:val="20"/>
+      <w:szCs w:val="20"/>
+    </w:rPr>
+  </w:style>
+  <w:style w:type="character" w:customStyle="1" w:styleId="HTMLPreformattedChar">
+    <w:name w:val="HTML Preformatted Char"/>
+    <w:basedOn w:val="DefaultParagraphFont"/>
+    <w:link w:val="HTMLPreformatted"/>
+    <w:uiPriority w:val="99"/>
+    <w:semiHidden/>
+    <w:rsid w:val="00015F42"/>
+    <w:rPr>
+      <w:rFonts w:ascii="Consolas" w:hAnsi="Consolas"/>
+      <w:sz w:val="20"/>
+      <w:szCs w:val="20"/>
+    </w:rPr>
+  </w:style>
+  <w:style w:type="character" w:styleId="FollowedHyperlink">
+    <w:name w:val="FollowedHyperlink"/>
+    <w:basedOn w:val="DefaultParagraphFont"/>
+    <w:uiPriority w:val="99"/>
+    <w:semiHidden/>
+    <w:unhideWhenUsed/>
+    <w:rsid w:val="00015F42"/>
+    <w:rPr>
+      <w:color w:val="800080" w:themeColor="followedHyperlink"/>
+      <w:u w:val="single"/>
+    </w:rPr>
+  </w:style>
+  <w:style w:type="paragraph" w:styleId="NormalWeb">
+    <w:name w:val="Normal (Web)"/>
+    <w:basedOn w:val="Normal"/>
+    <w:uiPriority w:val="99"/>
+    <w:unhideWhenUsed/>
+    <w:rsid w:val="00294494"/>
+    <w:pPr>
+      <w:spacing w:before="100" w:beforeAutospacing="1" w:after="100" w:afterAutospacing="1"/>
+      <w:jc w:val="left"/>
+    </w:pPr>
+    <w:rPr>
+      <w:rFonts w:eastAsia="Times New Roman" w:cs="Times New Roman"/>
+      <w:szCs w:val="24"/>
+      <w:lang w:val="en-US"/>
+    </w:rPr>
+  </w:style>
 </w:styles>
 </file>
 
@@ -37277,7 +38935,7 @@
 </file>
 
 <file path=customXml/itemProps1.xml><?xml version="1.0" encoding="utf-8"?>
-<ds:datastoreItem xmlns:ds="http://schemas.openxmlformats.org/officeDocument/2006/customXml" ds:itemID="{1D74F3A1-0286-4B08-AB1A-2F51240F1C5B}">
+<ds:datastoreItem xmlns:ds="http://schemas.openxmlformats.org/officeDocument/2006/customXml" ds:itemID="{0A4699AD-4949-4CD9-8955-18BF3D74774C}">
   <ds:schemaRefs>
     <ds:schemaRef ds:uri="http://schemas.openxmlformats.org/officeDocument/2006/bibliography"/>
   </ds:schemaRefs>

--- a/ИНФОРМАЦИОНИ_СИСТЕМ_ЗА ПРОДАЈУ_МОТОЦИКАЛА.docx
+++ b/ИНФОРМАЦИОНИ_СИСТЕМ_ЗА ПРОДАЈУ_МОТОЦИКАЛА.docx
@@ -76,7 +76,7 @@
                 <v:shape id="_x0000_i1025" type="#_x0000_t75" style="width:64.5pt;height:64.5pt" o:ole="" fillcolor="window">
                   <v:imagedata r:id="rId8" o:title=""/>
                 </v:shape>
-                <o:OLEObject Type="Embed" ProgID="CorelDraw.Graphic.7" ShapeID="_x0000_i1025" DrawAspect="Content" ObjectID="_1815414502" r:id="rId9"/>
+                <o:OLEObject Type="Embed" ProgID="CorelDraw.Graphic.7" ShapeID="_x0000_i1025" DrawAspect="Content" ObjectID="_1815467003" r:id="rId9"/>
               </w:object>
             </w:r>
           </w:p>
@@ -2496,7 +2496,47 @@
                 <w:sz w:val="18"/>
                 <w:lang w:val="sr-Cyrl-RS"/>
               </w:rPr>
-              <w:t>У овом раду представљен је пројекат за реализацију информационог система за продају и сервисирање мотоцикала. Циљ система је да олакша рад, продају и коришћење услуга сервисирања мотоцикала. Систем омогућава ефикасну комуникацију између корисника и запослених, чиме се унапређује квалитет услуге и организација пословања. Шема базе података добијена је превођењем претходно добијеног ЕЕR модела у релациони модел података. Апликација је реализована коришћењем C# и Angular технологија</w:t>
+              <w:t>У овом раду представљен је пројекат за реализацију информационог система за продају и сервисирање мотоцикала. Циљ система је да олакша рад, продају и коришћење</w:t>
+            </w:r>
+            <w:r>
+              <w:rPr>
+                <w:rFonts w:ascii="Arial" w:hAnsi="Arial"/>
+                <w:sz w:val="18"/>
+                <w:lang w:val="sr-Cyrl-RS"/>
+              </w:rPr>
+              <w:t xml:space="preserve"> услуга сервисирања мотоцикала. </w:t>
+            </w:r>
+            <w:r>
+              <w:rPr>
+                <w:rFonts w:ascii="Arial" w:hAnsi="Arial"/>
+                <w:sz w:val="18"/>
+                <w:lang w:val="sr-Cyrl-RS"/>
+              </w:rPr>
+              <w:t xml:space="preserve">Систем омогућава ефикасну комуникацију између корисника и запослених, чиме се унапређује квалитет услуге и организација пословања. </w:t>
+            </w:r>
+            <w:r>
+              <w:rPr>
+                <w:rFonts w:ascii="Arial" w:hAnsi="Arial"/>
+                <w:sz w:val="18"/>
+                <w:lang w:val="sr-Cyrl-RS"/>
+              </w:rPr>
+              <w:t xml:space="preserve">Концептуална  </w:t>
+            </w:r>
+            <w:r>
+              <w:rPr>
+                <w:rFonts w:ascii="Arial" w:hAnsi="Arial"/>
+                <w:sz w:val="18"/>
+                <w:lang w:val="sr-Cyrl-RS"/>
+              </w:rPr>
+              <w:t>шема базе података пројектована је помоћу алата Оракл Дата Моделер</w:t>
+            </w:r>
+            <w:r>
+              <w:rPr>
+                <w:rFonts w:ascii="Arial" w:hAnsi="Arial"/>
+                <w:sz w:val="18"/>
+                <w:lang w:val="sr-Cyrl-RS"/>
+              </w:rPr>
+              <w:t>. Апликација је реализована коришћењем C# и Angular технологија</w:t>
             </w:r>
             <w:r>
               <w:rPr>
@@ -5017,7 +5057,23 @@
                 <w:sz w:val="18"/>
                 <w:lang w:val="sr-Cyrl-RS"/>
               </w:rPr>
-              <w:t>This paper presents a project for the implementation of an information system for the sale and servicing of motorcycles. The goal of the system is to facilitate operations, sales, and the use of motorcycle servicing services. The system enables efficient communication between users and employees, thereby improving service quality and business organization. The database schema was obtained by translating a previously developed EER model into a relational data model. The application was developed using C# and Angular technologies, providing an interactive and adaptable user interface.</w:t>
+              <w:t xml:space="preserve">This paper presents a project for the implementation of an information system for the sale and servicing of motorcycles. The goal of the system is to facilitate operations, sales, and the use of motorcycle servicing services. The system enables efficient communication between users and employees, thereby improving service quality and business organization. </w:t>
+            </w:r>
+            <w:r>
+              <w:rPr>
+                <w:rFonts w:ascii="Arial" w:hAnsi="Arial"/>
+                <w:sz w:val="18"/>
+                <w:lang w:val="en-US"/>
+              </w:rPr>
+              <w:t>The conceptual database schema was designed using the Oracle Data Modeler tool</w:t>
+            </w:r>
+            <w:r>
+              <w:rPr>
+                <w:rFonts w:ascii="Arial" w:hAnsi="Arial"/>
+                <w:sz w:val="18"/>
+                <w:lang w:val="sr-Cyrl-RS"/>
+              </w:rPr>
+              <w:t>. The application was developed using C# and Angular technologies, providing an interactive and adaptable user interface.</w:t>
             </w:r>
           </w:p>
         </w:tc>
@@ -9546,18 +9602,7 @@
               <w:lang w:val="sr-Cyrl-RS"/>
               <w14:ligatures w14:val="standardContextual"/>
             </w:rPr>
-            <w:t>3.3.1</w:t>
-          </w:r>
-          <w:r>
-            <w:rPr>
-              <w:rFonts w:eastAsiaTheme="minorEastAsia" w:cs="Times New Roman"/>
-              <w:noProof/>
-              <w:kern w:val="2"/>
-              <w:szCs w:val="24"/>
-              <w:lang w:val="sr-Cyrl-RS"/>
-              <w14:ligatures w14:val="standardContextual"/>
-            </w:rPr>
-            <w:t>7</w:t>
+            <w:t>3.3.17</w:t>
           </w:r>
           <w:r>
             <w:rPr>
@@ -9598,18 +9643,7 @@
               <w:lang w:val="sr-Cyrl-RS"/>
               <w14:ligatures w14:val="standardContextual"/>
             </w:rPr>
-            <w:t>1</w:t>
-          </w:r>
-          <w:r>
-            <w:rPr>
-              <w:rFonts w:eastAsiaTheme="minorEastAsia" w:cs="Times New Roman"/>
-              <w:noProof/>
-              <w:kern w:val="2"/>
-              <w:szCs w:val="24"/>
-              <w:lang w:val="sr-Cyrl-RS"/>
-              <w14:ligatures w14:val="standardContextual"/>
-            </w:rPr>
-            <w:t>6</w:t>
+            <w:t>16</w:t>
           </w:r>
         </w:p>
         <w:p>
@@ -9862,17 +9896,7 @@
                 <w:szCs w:val="24"/>
                 <w:lang w:val="sr-Cyrl-RS"/>
               </w:rPr>
-              <w:t>1</w:t>
-            </w:r>
-            <w:r>
-              <w:rPr>
-                <w:rFonts w:cs="Times New Roman"/>
-                <w:noProof/>
-                <w:webHidden/>
-                <w:szCs w:val="24"/>
-                <w:lang w:val="sr-Cyrl-RS"/>
-              </w:rPr>
-              <w:t>7</w:t>
+              <w:t>17</w:t>
             </w:r>
           </w:hyperlink>
         </w:p>
@@ -10009,16 +10033,7 @@
               <w:szCs w:val="24"/>
               <w:lang w:val="sr-Cyrl-RS"/>
             </w:rPr>
-            <w:t>1</w:t>
-          </w:r>
-          <w:r>
-            <w:rPr>
-              <w:rFonts w:cs="Times New Roman"/>
-              <w:noProof/>
-              <w:szCs w:val="24"/>
-              <w:lang w:val="sr-Cyrl-RS"/>
-            </w:rPr>
-            <w:t>8</w:t>
+            <w:t>18</w:t>
           </w:r>
         </w:p>
         <w:p>
@@ -10046,7 +10061,7 @@
               <w:noProof/>
               <w:szCs w:val="24"/>
             </w:rPr>
-            <w:t>3</w:t>
+            <w:t>5</w:t>
           </w:r>
           <w:r>
             <w:rPr>
@@ -10055,7 +10070,7 @@
               <w:szCs w:val="24"/>
               <w:lang w:val="sr-Cyrl-RS"/>
             </w:rPr>
-            <w:t>.1</w:t>
+            <w:t>.3</w:t>
           </w:r>
           <w:r>
             <w:rPr>
@@ -10072,7 +10087,7 @@
               <w:szCs w:val="24"/>
               <w:lang w:val="sr-Cyrl-RS"/>
             </w:rPr>
-            <w:t>Концептуална шема базе података</w:t>
+            <w:t>Креирање и измена података о мотоциклима</w:t>
           </w:r>
           <w:r>
             <w:rPr>
@@ -10081,6 +10096,14 @@
               <w:szCs w:val="24"/>
             </w:rPr>
             <w:tab/>
+          </w:r>
+          <w:r>
+            <w:rPr>
+              <w:rFonts w:cs="Times New Roman"/>
+              <w:noProof/>
+              <w:szCs w:val="24"/>
+            </w:rPr>
+            <w:t>1</w:t>
           </w:r>
           <w:r>
             <w:rPr>
@@ -10126,7 +10149,7 @@
               <w:noProof/>
               <w:szCs w:val="24"/>
             </w:rPr>
-            <w:t>3</w:t>
+            <w:t>5</w:t>
           </w:r>
           <w:r>
             <w:rPr>
@@ -10135,7 +10158,7 @@
               <w:szCs w:val="24"/>
               <w:lang w:val="sr-Cyrl-RS"/>
             </w:rPr>
-            <w:t>.2</w:t>
+            <w:t>.4</w:t>
           </w:r>
           <w:r>
             <w:rPr>
@@ -10152,7 +10175,7 @@
               <w:szCs w:val="24"/>
               <w:lang w:val="sr-Cyrl-RS"/>
             </w:rPr>
-            <w:t>Имплементациона шема базе података</w:t>
+            <w:t>Креирање и измена података о додатној опреми</w:t>
           </w:r>
           <w:r>
             <w:rPr>
@@ -10167,9 +10190,421 @@
               <w:rFonts w:cs="Times New Roman"/>
               <w:noProof/>
               <w:szCs w:val="24"/>
+              <w:lang w:val="en-US"/>
+            </w:rPr>
+            <w:t>2</w:t>
+          </w:r>
+          <w:r>
+            <w:rPr>
+              <w:rFonts w:cs="Times New Roman"/>
+              <w:noProof/>
+              <w:szCs w:val="24"/>
               <w:lang w:val="sr-Cyrl-RS"/>
             </w:rPr>
-            <w:t>11</w:t>
+            <w:t>1</w:t>
+          </w:r>
+        </w:p>
+        <w:p>
+          <w:pPr>
+            <w:pStyle w:val="TOC2"/>
+            <w:rPr>
+              <w:rFonts w:cs="Times New Roman"/>
+              <w:noProof/>
+              <w:szCs w:val="24"/>
+              <w:lang w:val="en-US"/>
+            </w:rPr>
+          </w:pPr>
+          <w:r>
+            <w:rPr>
+              <w:rFonts w:cs="Times New Roman"/>
+              <w:noProof/>
+              <w:szCs w:val="24"/>
+              <w:lang w:val="sr-Cyrl-RS"/>
+            </w:rPr>
+            <w:t xml:space="preserve">     </w:t>
+          </w:r>
+          <w:r>
+            <w:rPr>
+              <w:rFonts w:cs="Times New Roman"/>
+              <w:noProof/>
+              <w:szCs w:val="24"/>
+            </w:rPr>
+            <w:t>5</w:t>
+          </w:r>
+          <w:r>
+            <w:rPr>
+              <w:rFonts w:cs="Times New Roman"/>
+              <w:noProof/>
+              <w:szCs w:val="24"/>
+              <w:lang w:val="sr-Cyrl-RS"/>
+            </w:rPr>
+            <w:t>.</w:t>
+          </w:r>
+          <w:r>
+            <w:rPr>
+              <w:rFonts w:cs="Times New Roman"/>
+              <w:noProof/>
+              <w:szCs w:val="24"/>
+              <w:lang w:val="en-US"/>
+            </w:rPr>
+            <w:t>5</w:t>
+          </w:r>
+          <w:r>
+            <w:rPr>
+              <w:rFonts w:cs="Times New Roman"/>
+              <w:noProof/>
+              <w:szCs w:val="24"/>
+            </w:rPr>
+            <w:t xml:space="preserve"> </w:t>
+          </w:r>
+          <w:r>
+            <w:rPr>
+              <w:rFonts w:cs="Times New Roman"/>
+              <w:noProof/>
+              <w:szCs w:val="24"/>
+              <w:lang w:val="sr-Cyrl-RS"/>
+            </w:rPr>
+            <w:t>Постављање и измена цене артикала</w:t>
+          </w:r>
+          <w:r>
+            <w:rPr>
+              <w:rFonts w:cs="Times New Roman"/>
+              <w:noProof/>
+              <w:szCs w:val="24"/>
+            </w:rPr>
+            <w:tab/>
+          </w:r>
+          <w:r>
+            <w:rPr>
+              <w:rFonts w:cs="Times New Roman"/>
+              <w:noProof/>
+              <w:szCs w:val="24"/>
+              <w:lang w:val="en-US"/>
+            </w:rPr>
+            <w:t>22</w:t>
+          </w:r>
+        </w:p>
+        <w:p>
+          <w:pPr>
+            <w:pStyle w:val="TOC2"/>
+            <w:rPr>
+              <w:rFonts w:cs="Times New Roman"/>
+              <w:noProof/>
+              <w:szCs w:val="24"/>
+              <w:lang w:val="en-US"/>
+            </w:rPr>
+          </w:pPr>
+          <w:r>
+            <w:rPr>
+              <w:rFonts w:cs="Times New Roman"/>
+              <w:noProof/>
+              <w:szCs w:val="24"/>
+              <w:lang w:val="sr-Cyrl-RS"/>
+            </w:rPr>
+            <w:t xml:space="preserve">     </w:t>
+          </w:r>
+          <w:r>
+            <w:rPr>
+              <w:rFonts w:cs="Times New Roman"/>
+              <w:noProof/>
+              <w:szCs w:val="24"/>
+            </w:rPr>
+            <w:t>5</w:t>
+          </w:r>
+          <w:r>
+            <w:rPr>
+              <w:rFonts w:cs="Times New Roman"/>
+              <w:noProof/>
+              <w:szCs w:val="24"/>
+              <w:lang w:val="sr-Cyrl-RS"/>
+            </w:rPr>
+            <w:t>.</w:t>
+          </w:r>
+          <w:r>
+            <w:rPr>
+              <w:rFonts w:cs="Times New Roman"/>
+              <w:noProof/>
+              <w:szCs w:val="24"/>
+              <w:lang w:val="en-US"/>
+            </w:rPr>
+            <w:t>6</w:t>
+          </w:r>
+          <w:r>
+            <w:rPr>
+              <w:rFonts w:cs="Times New Roman"/>
+              <w:noProof/>
+              <w:szCs w:val="24"/>
+            </w:rPr>
+            <w:t xml:space="preserve"> </w:t>
+          </w:r>
+          <w:r>
+            <w:rPr>
+              <w:rFonts w:cs="Times New Roman"/>
+              <w:noProof/>
+              <w:szCs w:val="24"/>
+              <w:lang w:val="sr-Cyrl-RS"/>
+            </w:rPr>
+            <w:t>Поручивање артикла и преглед свих захтева поручивања</w:t>
+          </w:r>
+          <w:r>
+            <w:rPr>
+              <w:rFonts w:cs="Times New Roman"/>
+              <w:noProof/>
+              <w:szCs w:val="24"/>
+            </w:rPr>
+            <w:tab/>
+          </w:r>
+          <w:r>
+            <w:rPr>
+              <w:rFonts w:cs="Times New Roman"/>
+              <w:noProof/>
+              <w:szCs w:val="24"/>
+              <w:lang w:val="en-US"/>
+            </w:rPr>
+            <w:t>24</w:t>
+          </w:r>
+        </w:p>
+        <w:p>
+          <w:pPr>
+            <w:pStyle w:val="TOC2"/>
+            <w:rPr>
+              <w:rFonts w:cs="Times New Roman"/>
+              <w:noProof/>
+              <w:szCs w:val="24"/>
+              <w:lang w:val="en-US"/>
+            </w:rPr>
+          </w:pPr>
+          <w:r>
+            <w:rPr>
+              <w:rFonts w:cs="Times New Roman"/>
+              <w:noProof/>
+              <w:szCs w:val="24"/>
+              <w:lang w:val="sr-Cyrl-RS"/>
+            </w:rPr>
+            <w:t xml:space="preserve">     </w:t>
+          </w:r>
+          <w:r>
+            <w:rPr>
+              <w:rFonts w:cs="Times New Roman"/>
+              <w:noProof/>
+              <w:szCs w:val="24"/>
+            </w:rPr>
+            <w:t>5</w:t>
+          </w:r>
+          <w:r>
+            <w:rPr>
+              <w:rFonts w:cs="Times New Roman"/>
+              <w:noProof/>
+              <w:szCs w:val="24"/>
+              <w:lang w:val="sr-Cyrl-RS"/>
+            </w:rPr>
+            <w:t>.</w:t>
+          </w:r>
+          <w:r>
+            <w:rPr>
+              <w:rFonts w:cs="Times New Roman"/>
+              <w:noProof/>
+              <w:szCs w:val="24"/>
+              <w:lang w:val="en-US"/>
+            </w:rPr>
+            <w:t>7</w:t>
+          </w:r>
+          <w:r>
+            <w:rPr>
+              <w:rFonts w:cs="Times New Roman"/>
+              <w:noProof/>
+              <w:szCs w:val="24"/>
+            </w:rPr>
+            <w:t xml:space="preserve"> </w:t>
+          </w:r>
+          <w:r>
+            <w:rPr>
+              <w:rFonts w:cs="Times New Roman"/>
+              <w:noProof/>
+              <w:szCs w:val="24"/>
+              <w:lang w:val="sr-Cyrl-RS"/>
+            </w:rPr>
+            <w:t>Управљање захтевима за поручивање</w:t>
+          </w:r>
+          <w:r>
+            <w:rPr>
+              <w:rFonts w:cs="Times New Roman"/>
+              <w:noProof/>
+              <w:szCs w:val="24"/>
+            </w:rPr>
+            <w:tab/>
+          </w:r>
+          <w:r>
+            <w:rPr>
+              <w:rFonts w:cs="Times New Roman"/>
+              <w:noProof/>
+              <w:szCs w:val="24"/>
+              <w:lang w:val="en-US"/>
+            </w:rPr>
+            <w:t>2</w:t>
+          </w:r>
+          <w:r>
+            <w:rPr>
+              <w:rFonts w:cs="Times New Roman"/>
+              <w:noProof/>
+              <w:szCs w:val="24"/>
+              <w:lang w:val="en-US"/>
+            </w:rPr>
+            <w:t>5</w:t>
+          </w:r>
+        </w:p>
+        <w:p>
+          <w:pPr>
+            <w:pStyle w:val="TOC2"/>
+            <w:rPr>
+              <w:rFonts w:cs="Times New Roman"/>
+              <w:noProof/>
+              <w:szCs w:val="24"/>
+              <w:lang w:val="en-US"/>
+            </w:rPr>
+          </w:pPr>
+          <w:r>
+            <w:rPr>
+              <w:rFonts w:cs="Times New Roman"/>
+              <w:noProof/>
+              <w:szCs w:val="24"/>
+              <w:lang w:val="sr-Cyrl-RS"/>
+            </w:rPr>
+            <w:t xml:space="preserve">     </w:t>
+          </w:r>
+          <w:r>
+            <w:rPr>
+              <w:rFonts w:cs="Times New Roman"/>
+              <w:noProof/>
+              <w:szCs w:val="24"/>
+            </w:rPr>
+            <w:t>5</w:t>
+          </w:r>
+          <w:r>
+            <w:rPr>
+              <w:rFonts w:cs="Times New Roman"/>
+              <w:noProof/>
+              <w:szCs w:val="24"/>
+              <w:lang w:val="sr-Cyrl-RS"/>
+            </w:rPr>
+            <w:t>.8</w:t>
+          </w:r>
+          <w:r>
+            <w:rPr>
+              <w:rFonts w:cs="Times New Roman"/>
+              <w:noProof/>
+              <w:szCs w:val="24"/>
+            </w:rPr>
+            <w:t xml:space="preserve"> </w:t>
+          </w:r>
+          <w:r>
+            <w:rPr>
+              <w:rFonts w:cs="Times New Roman"/>
+              <w:noProof/>
+              <w:szCs w:val="24"/>
+              <w:lang w:val="sr-Cyrl-RS"/>
+            </w:rPr>
+            <w:t>Преглед и креирање захтева за сервисирање</w:t>
+          </w:r>
+          <w:r>
+            <w:rPr>
+              <w:rFonts w:cs="Times New Roman"/>
+              <w:noProof/>
+              <w:szCs w:val="24"/>
+              <w:lang w:val="sr-Cyrl-RS"/>
+            </w:rPr>
+            <w:tab/>
+          </w:r>
+          <w:r>
+            <w:rPr>
+              <w:rFonts w:cs="Times New Roman"/>
+              <w:noProof/>
+              <w:szCs w:val="24"/>
+              <w:lang w:val="en-US"/>
+            </w:rPr>
+            <w:t>26</w:t>
+          </w:r>
+        </w:p>
+        <w:p>
+          <w:pPr>
+            <w:pStyle w:val="TOC2"/>
+            <w:rPr>
+              <w:rFonts w:cs="Times New Roman"/>
+              <w:noProof/>
+              <w:szCs w:val="24"/>
+              <w:lang w:val="sr-Cyrl-RS"/>
+            </w:rPr>
+          </w:pPr>
+          <w:r>
+            <w:rPr>
+              <w:rFonts w:cs="Times New Roman"/>
+              <w:noProof/>
+              <w:szCs w:val="24"/>
+              <w:lang w:val="sr-Cyrl-RS"/>
+            </w:rPr>
+            <w:t xml:space="preserve">  </w:t>
+          </w:r>
+          <w:r>
+            <w:rPr>
+              <w:rFonts w:cs="Times New Roman"/>
+              <w:noProof/>
+              <w:szCs w:val="24"/>
+              <w:lang w:val="en-US"/>
+            </w:rPr>
+            <w:t xml:space="preserve">   </w:t>
+          </w:r>
+          <w:r>
+            <w:rPr>
+              <w:rFonts w:cs="Times New Roman"/>
+              <w:noProof/>
+              <w:szCs w:val="24"/>
+              <w:lang w:val="sr-Cyrl-RS"/>
+            </w:rPr>
+            <w:t>5.9</w:t>
+          </w:r>
+          <w:r>
+            <w:rPr>
+              <w:rFonts w:cs="Times New Roman"/>
+              <w:noProof/>
+              <w:szCs w:val="24"/>
+            </w:rPr>
+            <w:t xml:space="preserve"> </w:t>
+          </w:r>
+          <w:r>
+            <w:rPr>
+              <w:rFonts w:cs="Times New Roman"/>
+              <w:noProof/>
+              <w:szCs w:val="24"/>
+              <w:lang w:val="sr-Cyrl-RS"/>
+            </w:rPr>
+            <w:t>Управљање захтевима за сервисирање</w:t>
+          </w:r>
+          <w:r>
+            <w:rPr>
+              <w:rFonts w:cs="Times New Roman"/>
+              <w:noProof/>
+              <w:szCs w:val="24"/>
+              <w:lang w:val="sr-Cyrl-RS"/>
+            </w:rPr>
+            <w:tab/>
+          </w:r>
+          <w:r>
+            <w:rPr>
+              <w:rFonts w:cs="Times New Roman"/>
+              <w:noProof/>
+              <w:szCs w:val="24"/>
+              <w:lang w:val="en-US"/>
+            </w:rPr>
+            <w:t>2</w:t>
+          </w:r>
+          <w:r>
+            <w:rPr>
+              <w:rFonts w:cs="Times New Roman"/>
+              <w:noProof/>
+              <w:szCs w:val="24"/>
+              <w:lang w:val="sr-Cyrl-RS"/>
+            </w:rPr>
+            <w:t>7</w:t>
           </w:r>
         </w:p>
         <w:p>
@@ -10197,7 +10632,7 @@
               <w:noProof/>
               <w:szCs w:val="24"/>
             </w:rPr>
-            <w:t>3</w:t>
+            <w:t>5</w:t>
           </w:r>
           <w:r>
             <w:rPr>
@@ -10206,7 +10641,7 @@
               <w:szCs w:val="24"/>
               <w:lang w:val="sr-Cyrl-RS"/>
             </w:rPr>
-            <w:t>.1</w:t>
+            <w:t>.10</w:t>
           </w:r>
           <w:r>
             <w:rPr>
@@ -10223,13 +10658,14 @@
               <w:szCs w:val="24"/>
               <w:lang w:val="sr-Cyrl-RS"/>
             </w:rPr>
-            <w:t>Концептуална шема базе података</w:t>
+            <w:t>Делегирање задатака сервисирања</w:t>
           </w:r>
           <w:r>
             <w:rPr>
               <w:rFonts w:cs="Times New Roman"/>
               <w:noProof/>
               <w:szCs w:val="24"/>
+              <w:lang w:val="sr-Cyrl-RS"/>
             </w:rPr>
             <w:tab/>
           </w:r>
@@ -10240,7 +10676,7 @@
               <w:szCs w:val="24"/>
               <w:lang w:val="sr-Cyrl-RS"/>
             </w:rPr>
-            <w:t>9</w:t>
+            <w:t>28</w:t>
           </w:r>
         </w:p>
         <w:p>
@@ -10250,7 +10686,7 @@
               <w:rFonts w:cs="Times New Roman"/>
               <w:noProof/>
               <w:szCs w:val="24"/>
-              <w:lang w:val="sr-Cyrl-RS"/>
+              <w:lang w:val="en-US"/>
             </w:rPr>
           </w:pPr>
           <w:r>
@@ -10268,7 +10704,7 @@
               <w:noProof/>
               <w:szCs w:val="24"/>
             </w:rPr>
-            <w:t>3</w:t>
+            <w:t>5</w:t>
           </w:r>
           <w:r>
             <w:rPr>
@@ -10277,7 +10713,16 @@
               <w:szCs w:val="24"/>
               <w:lang w:val="sr-Cyrl-RS"/>
             </w:rPr>
-            <w:t>.2</w:t>
+            <w:t>.</w:t>
+          </w:r>
+          <w:r>
+            <w:rPr>
+              <w:rFonts w:cs="Times New Roman"/>
+              <w:noProof/>
+              <w:szCs w:val="24"/>
+              <w:lang w:val="en-US"/>
+            </w:rPr>
+            <w:t>11</w:t>
           </w:r>
           <w:r>
             <w:rPr>
@@ -10294,13 +10739,14 @@
               <w:szCs w:val="24"/>
               <w:lang w:val="sr-Cyrl-RS"/>
             </w:rPr>
-            <w:t>Имплементациона шема базе података</w:t>
+            <w:t>Управљање задацима сервисирања</w:t>
           </w:r>
           <w:r>
             <w:rPr>
               <w:rFonts w:cs="Times New Roman"/>
               <w:noProof/>
               <w:szCs w:val="24"/>
+              <w:lang w:val="sr-Cyrl-RS"/>
             </w:rPr>
             <w:tab/>
           </w:r>
@@ -10309,9 +10755,18 @@
               <w:rFonts w:cs="Times New Roman"/>
               <w:noProof/>
               <w:szCs w:val="24"/>
-              <w:lang w:val="sr-Cyrl-RS"/>
+              <w:lang w:val="en-US"/>
             </w:rPr>
-            <w:t>11</w:t>
+            <w:t>2</w:t>
+          </w:r>
+          <w:r>
+            <w:rPr>
+              <w:rFonts w:cs="Times New Roman"/>
+              <w:noProof/>
+              <w:szCs w:val="24"/>
+              <w:lang w:val="en-US"/>
+            </w:rPr>
+            <w:t>9</w:t>
           </w:r>
         </w:p>
         <w:p>
@@ -10321,7 +10776,7 @@
               <w:rFonts w:cs="Times New Roman"/>
               <w:noProof/>
               <w:szCs w:val="24"/>
-              <w:lang w:val="sr-Cyrl-RS"/>
+              <w:lang w:val="en-US"/>
             </w:rPr>
           </w:pPr>
           <w:r>
@@ -10339,7 +10794,7 @@
               <w:noProof/>
               <w:szCs w:val="24"/>
             </w:rPr>
-            <w:t>3</w:t>
+            <w:t>5</w:t>
           </w:r>
           <w:r>
             <w:rPr>
@@ -10348,7 +10803,16 @@
               <w:szCs w:val="24"/>
               <w:lang w:val="sr-Cyrl-RS"/>
             </w:rPr>
-            <w:t>.1</w:t>
+            <w:t>.</w:t>
+          </w:r>
+          <w:r>
+            <w:rPr>
+              <w:rFonts w:cs="Times New Roman"/>
+              <w:noProof/>
+              <w:szCs w:val="24"/>
+              <w:lang w:val="en-US"/>
+            </w:rPr>
+            <w:t>12</w:t>
           </w:r>
           <w:r>
             <w:rPr>
@@ -10365,13 +10829,14 @@
               <w:szCs w:val="24"/>
               <w:lang w:val="sr-Cyrl-RS"/>
             </w:rPr>
-            <w:t>Концептуална шема базе података</w:t>
+            <w:t>Делегирање задатка другом раднику</w:t>
           </w:r>
           <w:r>
             <w:rPr>
               <w:rFonts w:cs="Times New Roman"/>
               <w:noProof/>
               <w:szCs w:val="24"/>
+              <w:lang w:val="sr-Cyrl-RS"/>
             </w:rPr>
             <w:tab/>
           </w:r>
@@ -10380,9 +10845,9 @@
               <w:rFonts w:cs="Times New Roman"/>
               <w:noProof/>
               <w:szCs w:val="24"/>
-              <w:lang w:val="sr-Cyrl-RS"/>
+              <w:lang w:val="en-US"/>
             </w:rPr>
-            <w:t>9</w:t>
+            <w:t>30</w:t>
           </w:r>
         </w:p>
         <w:p>
@@ -10392,7 +10857,7 @@
               <w:rFonts w:cs="Times New Roman"/>
               <w:noProof/>
               <w:szCs w:val="24"/>
-              <w:lang w:val="sr-Cyrl-RS"/>
+              <w:lang w:val="en-US"/>
             </w:rPr>
           </w:pPr>
           <w:r>
@@ -10410,7 +10875,7 @@
               <w:noProof/>
               <w:szCs w:val="24"/>
             </w:rPr>
-            <w:t>3</w:t>
+            <w:t>5</w:t>
           </w:r>
           <w:r>
             <w:rPr>
@@ -10419,7 +10884,16 @@
               <w:szCs w:val="24"/>
               <w:lang w:val="sr-Cyrl-RS"/>
             </w:rPr>
-            <w:t>.2</w:t>
+            <w:t>.</w:t>
+          </w:r>
+          <w:r>
+            <w:rPr>
+              <w:rFonts w:cs="Times New Roman"/>
+              <w:noProof/>
+              <w:szCs w:val="24"/>
+              <w:lang w:val="en-US"/>
+            </w:rPr>
+            <w:t>13</w:t>
           </w:r>
           <w:r>
             <w:rPr>
@@ -10436,7 +10910,88 @@
               <w:szCs w:val="24"/>
               <w:lang w:val="sr-Cyrl-RS"/>
             </w:rPr>
-            <w:t>Имплементациона шема базе података</w:t>
+            <w:t>Остављање рецензије на услуге сервисирања</w:t>
+          </w:r>
+          <w:r>
+            <w:rPr>
+              <w:rFonts w:cs="Times New Roman"/>
+              <w:noProof/>
+              <w:szCs w:val="24"/>
+              <w:lang w:val="sr-Cyrl-RS"/>
+            </w:rPr>
+            <w:tab/>
+          </w:r>
+          <w:r>
+            <w:rPr>
+              <w:rFonts w:cs="Times New Roman"/>
+              <w:noProof/>
+              <w:szCs w:val="24"/>
+              <w:lang w:val="en-US"/>
+            </w:rPr>
+            <w:t>31</w:t>
+          </w:r>
+        </w:p>
+        <w:p>
+          <w:pPr>
+            <w:pStyle w:val="TOC2"/>
+            <w:rPr>
+              <w:rFonts w:cs="Times New Roman"/>
+              <w:noProof/>
+              <w:szCs w:val="24"/>
+              <w:lang w:val="en-US"/>
+            </w:rPr>
+          </w:pPr>
+          <w:r>
+            <w:rPr>
+              <w:rFonts w:cs="Times New Roman"/>
+              <w:noProof/>
+              <w:szCs w:val="24"/>
+              <w:lang w:val="sr-Cyrl-RS"/>
+            </w:rPr>
+            <w:t xml:space="preserve">     </w:t>
+          </w:r>
+          <w:r>
+            <w:rPr>
+              <w:rFonts w:cs="Times New Roman"/>
+              <w:noProof/>
+              <w:szCs w:val="24"/>
+            </w:rPr>
+            <w:t>5</w:t>
+          </w:r>
+          <w:r>
+            <w:rPr>
+              <w:rFonts w:cs="Times New Roman"/>
+              <w:noProof/>
+              <w:szCs w:val="24"/>
+              <w:lang w:val="sr-Cyrl-RS"/>
+            </w:rPr>
+            <w:t>.</w:t>
+          </w:r>
+          <w:r>
+            <w:rPr>
+              <w:rFonts w:cs="Times New Roman"/>
+              <w:noProof/>
+              <w:szCs w:val="24"/>
+              <w:lang w:val="en-US"/>
+            </w:rPr>
+            <w:t>14</w:t>
+          </w:r>
+          <w:r>
+            <w:rPr>
+              <w:rFonts w:cs="Times New Roman"/>
+              <w:noProof/>
+              <w:szCs w:val="24"/>
+            </w:rPr>
+            <w:t xml:space="preserve"> </w:t>
+          </w:r>
+          <w:r>
+            <w:rPr>
+              <w:rFonts w:cs="Times New Roman"/>
+              <w:noProof/>
+              <w:szCs w:val="24"/>
+              <w:lang w:val="sr-Cyrl-RS"/>
+            </w:rPr>
+            <w:t>Извештај сервисирања</w:t>
           </w:r>
           <w:r>
             <w:rPr>
@@ -10451,9 +11006,9 @@
               <w:rFonts w:cs="Times New Roman"/>
               <w:noProof/>
               <w:szCs w:val="24"/>
-              <w:lang w:val="sr-Cyrl-RS"/>
+              <w:lang w:val="en-US"/>
             </w:rPr>
-            <w:t>11</w:t>
+            <w:t>32</w:t>
           </w:r>
         </w:p>
         <w:p>
@@ -10479,9 +11034,19 @@
                 <w:rFonts w:cs="Times New Roman"/>
                 <w:noProof/>
                 <w:szCs w:val="24"/>
-                <w:lang w:val="sr-Cyrl-RS"/>
-              </w:rPr>
-              <w:t>Преглед постојећег стања у области</w:t>
+                <w:lang w:val="en-US"/>
+              </w:rPr>
+              <w:t xml:space="preserve">6. </w:t>
+            </w:r>
+            <w:r>
+              <w:rPr>
+                <w:rStyle w:val="Hyperlink"/>
+                <w:rFonts w:cs="Times New Roman"/>
+                <w:noProof/>
+                <w:szCs w:val="24"/>
+                <w:lang w:val="sr-Cyrl-RS"/>
+              </w:rPr>
+              <w:t>Закључак</w:t>
             </w:r>
             <w:r>
               <w:rPr>
@@ -10499,142 +11064,7 @@
                 <w:webHidden/>
                 <w:szCs w:val="24"/>
               </w:rPr>
-              <w:fldChar w:fldCharType="begin"/>
-            </w:r>
-            <w:r>
-              <w:rPr>
-                <w:rFonts w:cs="Times New Roman"/>
-                <w:noProof/>
-                <w:webHidden/>
-                <w:szCs w:val="24"/>
-              </w:rPr>
-              <w:instrText xml:space="preserve"> PAGEREF _Toc163754365 \h </w:instrText>
-            </w:r>
-            <w:r>
-              <w:rPr>
-                <w:rFonts w:cs="Times New Roman"/>
-                <w:noProof/>
-                <w:webHidden/>
-                <w:szCs w:val="24"/>
-              </w:rPr>
-            </w:r>
-            <w:r>
-              <w:rPr>
-                <w:rFonts w:cs="Times New Roman"/>
-                <w:noProof/>
-                <w:webHidden/>
-                <w:szCs w:val="24"/>
-              </w:rPr>
-              <w:fldChar w:fldCharType="separate"/>
-            </w:r>
-            <w:r>
-              <w:rPr>
-                <w:rFonts w:cs="Times New Roman"/>
-                <w:noProof/>
-                <w:webHidden/>
-                <w:szCs w:val="24"/>
-              </w:rPr>
-              <w:t>1</w:t>
-            </w:r>
-            <w:r>
-              <w:rPr>
-                <w:rFonts w:cs="Times New Roman"/>
-                <w:noProof/>
-                <w:webHidden/>
-                <w:szCs w:val="24"/>
-              </w:rPr>
-              <w:fldChar w:fldCharType="end"/>
-            </w:r>
-          </w:hyperlink>
-        </w:p>
-        <w:p>
-          <w:pPr>
-            <w:pStyle w:val="TOC1"/>
-            <w:tabs>
-              <w:tab w:val="right" w:leader="dot" w:pos="9307"/>
-            </w:tabs>
-            <w:ind w:left="0"/>
-            <w:rPr>
-              <w:rFonts w:eastAsiaTheme="minorEastAsia" w:cs="Times New Roman"/>
-              <w:noProof/>
-              <w:kern w:val="2"/>
-              <w:szCs w:val="24"/>
-              <w:lang w:val="en-US"/>
-              <w14:ligatures w14:val="standardContextual"/>
-            </w:rPr>
-          </w:pPr>
-          <w:hyperlink w:anchor="_Toc163754366" w:history="1">
-            <w:r>
-              <w:rPr>
-                <w:rStyle w:val="Hyperlink"/>
-                <w:rFonts w:cs="Times New Roman"/>
-                <w:noProof/>
-                <w:szCs w:val="24"/>
-                <w:lang w:val="sr-Cyrl-RS"/>
-              </w:rPr>
-              <w:t>Скраћенице</w:t>
-            </w:r>
-            <w:r>
-              <w:rPr>
-                <w:rFonts w:cs="Times New Roman"/>
-                <w:noProof/>
-                <w:webHidden/>
-                <w:szCs w:val="24"/>
-              </w:rPr>
-              <w:tab/>
-            </w:r>
-            <w:r>
-              <w:rPr>
-                <w:rFonts w:cs="Times New Roman"/>
-                <w:noProof/>
-                <w:webHidden/>
-                <w:szCs w:val="24"/>
-              </w:rPr>
-              <w:fldChar w:fldCharType="begin"/>
-            </w:r>
-            <w:r>
-              <w:rPr>
-                <w:rFonts w:cs="Times New Roman"/>
-                <w:noProof/>
-                <w:webHidden/>
-                <w:szCs w:val="24"/>
-              </w:rPr>
-              <w:instrText xml:space="preserve"> PAGEREF _Toc163754366 \h </w:instrText>
-            </w:r>
-            <w:r>
-              <w:rPr>
-                <w:rFonts w:cs="Times New Roman"/>
-                <w:noProof/>
-                <w:webHidden/>
-                <w:szCs w:val="24"/>
-              </w:rPr>
-            </w:r>
-            <w:r>
-              <w:rPr>
-                <w:rFonts w:cs="Times New Roman"/>
-                <w:noProof/>
-                <w:webHidden/>
-                <w:szCs w:val="24"/>
-              </w:rPr>
-              <w:fldChar w:fldCharType="separate"/>
-            </w:r>
-            <w:r>
-              <w:rPr>
-                <w:rFonts w:cs="Times New Roman"/>
-                <w:noProof/>
-                <w:webHidden/>
-                <w:szCs w:val="24"/>
-              </w:rPr>
-              <w:t>1</w:t>
-            </w:r>
-            <w:r>
-              <w:rPr>
-                <w:rFonts w:cs="Times New Roman"/>
-                <w:noProof/>
-                <w:webHidden/>
-                <w:szCs w:val="24"/>
-              </w:rPr>
-              <w:fldChar w:fldCharType="end"/>
+              <w:t>33</w:t>
             </w:r>
           </w:hyperlink>
         </w:p>
@@ -10681,51 +11111,7 @@
                 <w:webHidden/>
                 <w:szCs w:val="24"/>
               </w:rPr>
-              <w:fldChar w:fldCharType="begin"/>
-            </w:r>
-            <w:r>
-              <w:rPr>
-                <w:rFonts w:cs="Times New Roman"/>
-                <w:noProof/>
-                <w:webHidden/>
-                <w:szCs w:val="24"/>
-              </w:rPr>
-              <w:instrText xml:space="preserve"> PAGEREF _Toc163754367 \h </w:instrText>
-            </w:r>
-            <w:r>
-              <w:rPr>
-                <w:rFonts w:cs="Times New Roman"/>
-                <w:noProof/>
-                <w:webHidden/>
-                <w:szCs w:val="24"/>
-              </w:rPr>
-            </w:r>
-            <w:r>
-              <w:rPr>
-                <w:rFonts w:cs="Times New Roman"/>
-                <w:noProof/>
-                <w:webHidden/>
-                <w:szCs w:val="24"/>
-              </w:rPr>
-              <w:fldChar w:fldCharType="separate"/>
-            </w:r>
-            <w:r>
-              <w:rPr>
-                <w:rFonts w:cs="Times New Roman"/>
-                <w:noProof/>
-                <w:webHidden/>
-                <w:szCs w:val="24"/>
-              </w:rPr>
-              <w:t>1</w:t>
-            </w:r>
-            <w:r>
-              <w:rPr>
-                <w:rFonts w:cs="Times New Roman"/>
-                <w:noProof/>
-                <w:webHidden/>
-                <w:szCs w:val="24"/>
-              </w:rPr>
-              <w:fldChar w:fldCharType="end"/>
+              <w:t>34</w:t>
             </w:r>
           </w:hyperlink>
         </w:p>
@@ -10772,51 +11158,7 @@
                 <w:webHidden/>
                 <w:szCs w:val="24"/>
               </w:rPr>
-              <w:fldChar w:fldCharType="begin"/>
-            </w:r>
-            <w:r>
-              <w:rPr>
-                <w:rFonts w:cs="Times New Roman"/>
-                <w:noProof/>
-                <w:webHidden/>
-                <w:szCs w:val="24"/>
-              </w:rPr>
-              <w:instrText xml:space="preserve"> PAGEREF _Toc163754368 \h </w:instrText>
-            </w:r>
-            <w:r>
-              <w:rPr>
-                <w:rFonts w:cs="Times New Roman"/>
-                <w:noProof/>
-                <w:webHidden/>
-                <w:szCs w:val="24"/>
-              </w:rPr>
-            </w:r>
-            <w:r>
-              <w:rPr>
-                <w:rFonts w:cs="Times New Roman"/>
-                <w:noProof/>
-                <w:webHidden/>
-                <w:szCs w:val="24"/>
-              </w:rPr>
-              <w:fldChar w:fldCharType="separate"/>
-            </w:r>
-            <w:r>
-              <w:rPr>
-                <w:rFonts w:cs="Times New Roman"/>
-                <w:noProof/>
-                <w:webHidden/>
-                <w:szCs w:val="24"/>
-              </w:rPr>
-              <w:t>2</w:t>
-            </w:r>
-            <w:r>
-              <w:rPr>
-                <w:rFonts w:cs="Times New Roman"/>
-                <w:noProof/>
-                <w:webHidden/>
-                <w:szCs w:val="24"/>
-              </w:rPr>
-              <w:fldChar w:fldCharType="end"/>
+              <w:t>35</w:t>
             </w:r>
           </w:hyperlink>
         </w:p>
@@ -10866,8 +11208,6 @@
           <w:lang w:val="sr-Cyrl-RS"/>
         </w:rPr>
       </w:pPr>
-      <w:bookmarkStart w:id="2" w:name="_GoBack"/>
-      <w:bookmarkEnd w:id="2"/>
     </w:p>
     <w:p>
       <w:pPr>
@@ -11437,7 +11777,23 @@
           <w:szCs w:val="24"/>
           <w:lang w:val="sr-Cyrl-RS"/>
         </w:rPr>
-        <w:t>Приликом креирања апликације треба обратити пажњу на различите нивое познавања рада на рачунару просечног корисника. У зависности од њихових особина, корисницима треба прилагодити интуитиван и лак начин коришћења спрега(интефејса) који ће одговарати њиховим улогама у систему. Корисници система су: директор, радник и корисник услуга, а њихове карактеристике и особине су приказане у табелама</w:t>
+        <w:t xml:space="preserve">Приликом креирања апликације треба обратити пажњу на различите нивое познавања рада на рачунару просечног корисника. У зависности од њихових особина, корисницима треба прилагодити интуитиван и лак начин коришћења спрега(интефејса) који ће одговарати њиховим улогама у систему. Корисници система су: директор, радник и </w:t>
+      </w:r>
+      <w:r>
+        <w:rPr>
+          <w:rFonts w:eastAsia="Calibri" w:cs="Times New Roman"/>
+          <w:szCs w:val="24"/>
+          <w:lang w:val="sr-Cyrl-RS"/>
+        </w:rPr>
+        <w:t>клијент</w:t>
+      </w:r>
+      <w:r>
+        <w:rPr>
+          <w:rFonts w:eastAsia="Calibri" w:cs="Times New Roman"/>
+          <w:szCs w:val="24"/>
+          <w:lang w:val="sr-Cyrl-RS"/>
+        </w:rPr>
+        <w:t>, а њихове карактеристике и особине су приказане у табелама</w:t>
       </w:r>
       <w:r>
         <w:rPr>
@@ -11970,7 +12326,23 @@
           <w:szCs w:val="24"/>
           <w:lang w:val="sr-Cyrl-RS"/>
         </w:rPr>
-        <w:t xml:space="preserve">Има могућност прегледа и обраде свих захтева за куповину одређеног производа. Такође пружена му је могућност прихватања или одбијања захтева за сервисирање мотоцикала од стране корисника. </w:t>
+        <w:t xml:space="preserve">Такође пружена му је могућност прихватања или одбијања </w:t>
+      </w:r>
+      <w:r>
+        <w:rPr>
+          <w:rFonts w:eastAsia="Calibri" w:cs="Times New Roman"/>
+          <w:szCs w:val="24"/>
+          <w:lang w:val="sr-Cyrl-RS"/>
+        </w:rPr>
+        <w:t>задатака сервисирања мотоцикала</w:t>
+      </w:r>
+      <w:r>
+        <w:rPr>
+          <w:rFonts w:eastAsia="Calibri" w:cs="Times New Roman"/>
+          <w:szCs w:val="24"/>
+          <w:lang w:val="sr-Cyrl-RS"/>
+        </w:rPr>
+        <w:t xml:space="preserve">. </w:t>
       </w:r>
       <w:r>
         <w:rPr>
@@ -12761,7 +13133,28 @@
                 <w:szCs w:val="24"/>
                 <w:lang w:val="sr-Cyrl-RS"/>
               </w:rPr>
-              <w:t>Зависи од корисника од одличног до веома слабог</w:t>
+              <w:t xml:space="preserve">Зависи од </w:t>
+            </w:r>
+            <w:r>
+              <w:rPr>
+                <w:szCs w:val="24"/>
+                <w:lang w:val="sr-Cyrl-RS"/>
+              </w:rPr>
+              <w:t>клијента</w:t>
+            </w:r>
+            <w:r>
+              <w:rPr>
+                <w:szCs w:val="24"/>
+                <w:lang w:val="sr-Cyrl-RS"/>
+              </w:rPr>
+              <w:t>,</w:t>
+            </w:r>
+            <w:r>
+              <w:rPr>
+                <w:szCs w:val="24"/>
+                <w:lang w:val="sr-Cyrl-RS"/>
+              </w:rPr>
+              <w:t xml:space="preserve"> од одличног до веома слабог</w:t>
             </w:r>
           </w:p>
         </w:tc>
@@ -12862,7 +13255,22 @@
                 <w:color w:val="000000"/>
                 <w:szCs w:val="24"/>
               </w:rPr>
-              <w:t xml:space="preserve">како би корисник могао брзо и лако да га користи </w:t>
+              <w:t xml:space="preserve">како би </w:t>
+            </w:r>
+            <w:r>
+              <w:rPr>
+                <w:color w:val="000000"/>
+                <w:szCs w:val="24"/>
+                <w:lang w:val="sr-Cyrl-RS"/>
+              </w:rPr>
+              <w:t>клијент</w:t>
+            </w:r>
+            <w:r>
+              <w:rPr>
+                <w:color w:val="000000"/>
+                <w:szCs w:val="24"/>
+              </w:rPr>
+              <w:t xml:space="preserve"> могао брзо и лако да га користи </w:t>
             </w:r>
           </w:p>
         </w:tc>
@@ -13101,25 +13509,25 @@
           <w:szCs w:val="24"/>
           <w:lang w:val="en-US"/>
         </w:rPr>
-        <w:t xml:space="preserve"> распоређени и организовани на основу подсистема</w:t>
+        <w:t xml:space="preserve"> распоређени и организовани на основу права приступа сваког корисника и</w:t>
       </w:r>
       <w:r>
         <w:rPr>
           <w:rFonts w:eastAsia="Calibri" w:cs="Times New Roman"/>
           <w:color w:val="000000"/>
           <w:szCs w:val="24"/>
-          <w:lang w:val="sr-Cyrl-RS"/>
-        </w:rPr>
-        <w:t xml:space="preserve"> који извршавају</w:t>
+          <w:lang w:val="en-US"/>
+        </w:rPr>
+        <w:br/>
       </w:r>
       <w:r>
         <w:rPr>
           <w:rFonts w:eastAsia="Calibri" w:cs="Times New Roman"/>
           <w:color w:val="000000"/>
           <w:szCs w:val="24"/>
-          <w:lang w:val="sr-Cyrl-RS"/>
-        </w:rPr>
-        <w:br/>
+          <w:lang w:val="en-US"/>
+        </w:rPr>
+        <w:t xml:space="preserve"> </w:t>
       </w:r>
       <w:r>
         <w:rPr>
@@ -13128,61 +13536,16 @@
           <w:szCs w:val="24"/>
           <w:lang w:val="sr-Cyrl-RS"/>
         </w:rPr>
-        <w:t xml:space="preserve"> </w:t>
+        <w:t xml:space="preserve">    </w:t>
       </w:r>
       <w:r>
         <w:rPr>
           <w:rFonts w:eastAsia="Calibri" w:cs="Times New Roman"/>
           <w:color w:val="000000"/>
           <w:szCs w:val="24"/>
-          <w:lang w:val="sr-Cyrl-RS"/>
-        </w:rPr>
-        <w:t xml:space="preserve">    </w:t>
-      </w:r>
-      <w:r>
-        <w:rPr>
-          <w:rFonts w:eastAsia="Calibri" w:cs="Times New Roman"/>
-          <w:color w:val="000000"/>
-          <w:szCs w:val="24"/>
-          <w:lang w:val="sr-Cyrl-RS"/>
-        </w:rPr>
-        <w:t>функционалности</w:t>
-      </w:r>
-      <w:r>
-        <w:rPr>
-          <w:rFonts w:eastAsia="Calibri" w:cs="Times New Roman"/>
-          <w:color w:val="000000"/>
-          <w:szCs w:val="24"/>
           <w:lang w:val="en-US"/>
         </w:rPr>
-        <w:t>, права приступа сваког корисника и акција које сваки корисник може</w:t>
-      </w:r>
-      <w:r>
-        <w:rPr>
-          <w:rFonts w:eastAsia="Calibri" w:cs="Times New Roman"/>
-          <w:color w:val="000000"/>
-          <w:szCs w:val="24"/>
-          <w:lang w:val="en-US"/>
-        </w:rPr>
-        <w:br/>
-      </w:r>
-      <w:r>
-        <w:rPr>
-          <w:rFonts w:eastAsia="Calibri" w:cs="Times New Roman"/>
-          <w:color w:val="000000"/>
-          <w:szCs w:val="24"/>
-          <w:lang w:val="en-US"/>
-        </w:rPr>
-        <w:t xml:space="preserve"> </w:t>
-      </w:r>
-      <w:r>
-        <w:rPr>
-          <w:rFonts w:eastAsia="Calibri" w:cs="Times New Roman"/>
-          <w:color w:val="000000"/>
-          <w:szCs w:val="24"/>
-          <w:lang w:val="sr-Cyrl-RS"/>
-        </w:rPr>
-        <w:t xml:space="preserve">    </w:t>
+        <w:t xml:space="preserve">акција које сваки корисник може </w:t>
       </w:r>
       <w:r>
         <w:rPr>
@@ -16741,7 +17104,24 @@
           <w:szCs w:val="24"/>
           <w:lang w:val="sr-Cyrl-RS"/>
         </w:rPr>
-        <w:t xml:space="preserve">7.Управљање задацима сервисирања: </w:t>
+        <w:t>7</w:t>
+      </w:r>
+      <w:r>
+        <w:rPr>
+          <w:rFonts w:eastAsia="Calibri" w:cs="Times New Roman"/>
+          <w:szCs w:val="24"/>
+          <w:lang w:val="sr-Cyrl-RS"/>
+        </w:rPr>
+        <w:t>.</w:t>
+      </w:r>
+      <w:r>
+        <w:rPr>
+          <w:rFonts w:eastAsia="Calibri" w:cs="Times New Roman"/>
+          <w:b/>
+          <w:szCs w:val="24"/>
+          <w:lang w:val="sr-Cyrl-RS"/>
+        </w:rPr>
+        <w:t xml:space="preserve">Управљање задацима сервисирања: </w:t>
       </w:r>
       <w:r>
         <w:rPr>
@@ -17717,8 +18097,10 @@
           <w:lang w:val="sr-Cyrl-RS"/>
         </w:rPr>
         <w:br/>
-        <w:t>коментар и оцену на услуге сервисирања након завршеног сервисирања.</w:t>
-      </w:r>
+        <w:t>коментар на услуге сервисирања након завршеног сервисирања.</w:t>
+      </w:r>
+      <w:bookmarkStart w:id="2" w:name="_GoBack"/>
+      <w:bookmarkEnd w:id="2"/>
       <w:r>
         <w:rPr>
           <w:rFonts w:cs="Times New Roman"/>
@@ -20732,7 +21114,7 @@
                 <w:szCs w:val="24"/>
                 <w:lang w:val="sr-Cyrl-RS"/>
               </w:rPr>
-              <w:t>Стање мотоцикла: нов или полован</w:t>
+              <w:t>Стање мотоцикла</w:t>
             </w:r>
           </w:p>
         </w:tc>
@@ -21130,20 +21512,7 @@
                 <w:szCs w:val="24"/>
                 <w:lang w:val="sr-Cyrl-RS"/>
               </w:rPr>
-              <w:t>Стање опреме нов</w:t>
-            </w:r>
-            <w:r>
-              <w:rPr>
-                <w:szCs w:val="24"/>
-              </w:rPr>
-              <w:t>a</w:t>
-            </w:r>
-            <w:r>
-              <w:rPr>
-                <w:szCs w:val="24"/>
-                <w:lang w:val="sr-Cyrl-RS"/>
-              </w:rPr>
-              <w:t xml:space="preserve"> или половна </w:t>
+              <w:t xml:space="preserve">Стање опреме </w:t>
             </w:r>
           </w:p>
         </w:tc>
@@ -22856,6 +23225,13 @@
         </w:rPr>
         <w:t>датих артикала</w:t>
       </w:r>
+      <w:r>
+        <w:rPr>
+          <w:rFonts w:eastAsia="Calibri" w:cs="Times New Roman"/>
+          <w:lang w:val="sr-Cyrl-RS"/>
+        </w:rPr>
+        <w:t>.</w:t>
+      </w:r>
     </w:p>
     <w:tbl>
       <w:tblPr>
@@ -29038,7 +29414,14 @@
                 <w:szCs w:val="24"/>
                 <w:lang w:val="sr-Cyrl-RS"/>
               </w:rPr>
-              <w:t>Идентификациона ознака резензије</w:t>
+              <w:t>Идентификациона ознака рец</w:t>
+            </w:r>
+            <w:r>
+              <w:rPr>
+                <w:szCs w:val="24"/>
+                <w:lang w:val="sr-Cyrl-RS"/>
+              </w:rPr>
+              <w:t>ензије</w:t>
             </w:r>
           </w:p>
         </w:tc>
@@ -29129,7 +29512,14 @@
                 <w:szCs w:val="24"/>
                 <w:lang w:val="sr-Cyrl-RS"/>
               </w:rPr>
-              <w:t>Коментар резензије</w:t>
+              <w:t>Коментар рец</w:t>
+            </w:r>
+            <w:r>
+              <w:rPr>
+                <w:szCs w:val="24"/>
+                <w:lang w:val="sr-Cyrl-RS"/>
+              </w:rPr>
+              <w:t>ензије</w:t>
             </w:r>
           </w:p>
         </w:tc>
@@ -29223,7 +29613,14 @@
                 <w:szCs w:val="24"/>
                 <w:lang w:val="sr-Cyrl-RS"/>
               </w:rPr>
-              <w:t>Оцена резензије</w:t>
+              <w:t>Оцена рец</w:t>
+            </w:r>
+            <w:r>
+              <w:rPr>
+                <w:szCs w:val="24"/>
+                <w:lang w:val="sr-Cyrl-RS"/>
+              </w:rPr>
+              <w:t>ензије</w:t>
             </w:r>
           </w:p>
         </w:tc>
@@ -30572,34 +30969,19 @@
         <w:t xml:space="preserve">У овом поглављу биће </w:t>
       </w:r>
       <w:r>
-        <w:t xml:space="preserve">приказана </w:t>
-      </w:r>
-      <w:r>
-        <w:rPr>
-          <w:sz w:val="22"/>
-          <w:szCs w:val="22"/>
-        </w:rPr>
-        <w:t xml:space="preserve">имплементација свих корисничких функционалности наведених у </w:t>
-      </w:r>
-      <w:r>
-        <w:rPr>
-          <w:sz w:val="22"/>
-          <w:szCs w:val="22"/>
+        <w:t xml:space="preserve">приказана имплементација свих корисничких функционалности наведених у </w:t>
+      </w:r>
+      <w:r>
+        <w:rPr>
           <w:lang w:val="sr-Cyrl-RS"/>
         </w:rPr>
         <w:t xml:space="preserve">другом </w:t>
       </w:r>
       <w:r>
-        <w:rPr>
-          <w:sz w:val="22"/>
-          <w:szCs w:val="22"/>
-        </w:rPr>
         <w:t>поглављу</w:t>
       </w:r>
       <w:r>
         <w:rPr>
-          <w:sz w:val="22"/>
-          <w:szCs w:val="22"/>
           <w:lang w:val="sr-Cyrl-RS"/>
         </w:rPr>
         <w:t>. Апликативно решење биће описано преко корисничких спрега(интерфејса).</w:t>
@@ -30738,23 +31120,48 @@
           <w:lang w:val="en"/>
         </w:rPr>
         <w:lastRenderedPageBreak/>
-        <w:t xml:space="preserve">врши проверу унетих креденцијала у бази података и, уколико су исправни, генерише JWT </w:t>
+        <w:t>врши проверу унетих</w:t>
+      </w:r>
+      <w:r>
+        <w:rPr>
+          <w:lang w:val="en"/>
+        </w:rPr>
+        <w:t xml:space="preserve"> креденцијала у бази података и</w:t>
+      </w:r>
+      <w:r>
+        <w:rPr>
+          <w:lang w:val="en"/>
+        </w:rPr>
+        <w:t xml:space="preserve"> уколико су исправни, генерише </w:t>
+      </w:r>
+      <w:r>
+        <w:rPr>
+          <w:i/>
+          <w:lang w:val="en"/>
+        </w:rPr>
+        <w:t>JWT</w:t>
+      </w:r>
+      <w:r>
+        <w:rPr>
+          <w:lang w:val="en"/>
+        </w:rPr>
+        <w:t xml:space="preserve"> </w:t>
       </w:r>
       <w:r>
         <w:rPr>
           <w:noProof/>
         </w:rPr>
         <w:drawing>
-          <wp:anchor distT="0" distB="0" distL="114300" distR="114300" simplePos="0" relativeHeight="251730944" behindDoc="0" locked="0" layoutInCell="1" allowOverlap="1" wp14:anchorId="00E515B3" wp14:editId="139AB3B4">
+          <wp:anchor distT="0" distB="0" distL="114300" distR="114300" simplePos="0" relativeHeight="251730944" behindDoc="0" locked="0" layoutInCell="1" allowOverlap="1" wp14:anchorId="00E515B3" wp14:editId="5AC9D98F">
             <wp:simplePos x="0" y="0"/>
             <wp:positionH relativeFrom="margin">
               <wp:align>right</wp:align>
             </wp:positionH>
             <wp:positionV relativeFrom="paragraph">
-              <wp:posOffset>518795</wp:posOffset>
+              <wp:posOffset>566420</wp:posOffset>
             </wp:positionV>
-            <wp:extent cx="5962015" cy="3042920"/>
-            <wp:effectExtent l="0" t="0" r="635" b="5080"/>
+            <wp:extent cx="5962015" cy="3048000"/>
+            <wp:effectExtent l="0" t="0" r="635" b="0"/>
             <wp:wrapNone/>
             <wp:docPr id="49" name="Picture 49"/>
             <wp:cNvGraphicFramePr>
@@ -30782,7 +31189,7 @@
                   <pic:spPr>
                     <a:xfrm>
                       <a:off x="0" y="0"/>
-                      <a:ext cx="5962015" cy="3042920"/>
+                      <a:ext cx="5962015" cy="3048000"/>
                     </a:xfrm>
                     <a:prstGeom prst="rect">
                       <a:avLst/>
@@ -30791,6 +31198,9 @@
                 </pic:pic>
               </a:graphicData>
             </a:graphic>
+            <wp14:sizeRelV relativeFrom="margin">
+              <wp14:pctHeight>0</wp14:pctHeight>
+            </wp14:sizeRelV>
           </wp:anchor>
         </w:drawing>
       </w:r>
@@ -32086,7 +32496,25 @@
                                 <w:sz w:val="22"/>
                                 <w:lang w:val="sr-Cyrl-RS"/>
                               </w:rPr>
-                              <w:t>Резултат претраге</w:t>
+                              <w:t>Претраживање</w:t>
+                            </w:r>
+                            <w:r>
+                              <w:rPr>
+                                <w:i/>
+                                <w:iCs/>
+                                <w:sz w:val="22"/>
+                                <w:lang w:val="sr-Cyrl-RS"/>
+                              </w:rPr>
+                              <w:t xml:space="preserve"> </w:t>
+                            </w:r>
+                            <w:r>
+                              <w:rPr>
+                                <w:i/>
+                                <w:iCs/>
+                                <w:sz w:val="22"/>
+                                <w:lang w:val="sr-Cyrl-RS"/>
+                              </w:rPr>
+                              <w:t>артикла</w:t>
                             </w:r>
                           </w:p>
                           <w:p>
@@ -32165,7 +32593,25 @@
                           <w:sz w:val="22"/>
                           <w:lang w:val="sr-Cyrl-RS"/>
                         </w:rPr>
-                        <w:t>Резултат претраге</w:t>
+                        <w:t>Претраживање</w:t>
+                      </w:r>
+                      <w:r>
+                        <w:rPr>
+                          <w:i/>
+                          <w:iCs/>
+                          <w:sz w:val="22"/>
+                          <w:lang w:val="sr-Cyrl-RS"/>
+                        </w:rPr>
+                        <w:t xml:space="preserve"> </w:t>
+                      </w:r>
+                      <w:r>
+                        <w:rPr>
+                          <w:i/>
+                          <w:iCs/>
+                          <w:sz w:val="22"/>
+                          <w:lang w:val="sr-Cyrl-RS"/>
+                        </w:rPr>
+                        <w:t>артикла</w:t>
                       </w:r>
                     </w:p>
                     <w:p>
@@ -34707,7 +35153,21 @@
           <w:rFonts w:ascii="Times New Roman" w:hAnsi="Times New Roman" w:cs="Times New Roman"/>
           <w:lang w:val="en"/>
         </w:rPr>
-        <w:t xml:space="preserve"> важења обухвата тренутни датум, ово је реализовано у апликацији </w:t>
+        <w:t xml:space="preserve"> важења обухвата </w:t>
+      </w:r>
+      <w:r>
+        <w:rPr>
+          <w:rFonts w:ascii="Times New Roman" w:hAnsi="Times New Roman" w:cs="Times New Roman"/>
+          <w:lang w:val="sr-Cyrl-RS"/>
+        </w:rPr>
+        <w:t>данашњи</w:t>
+      </w:r>
+      <w:r>
+        <w:rPr>
+          <w:rFonts w:ascii="Times New Roman" w:hAnsi="Times New Roman" w:cs="Times New Roman"/>
+          <w:lang w:val="en"/>
+        </w:rPr>
+        <w:t xml:space="preserve"> датум, ово је реализовано у апликацији </w:t>
       </w:r>
       <w:r>
         <w:rPr>
@@ -39179,7 +39639,17 @@
           <w:szCs w:val="28"/>
           <w:lang w:val="sr-Cyrl-RS"/>
         </w:rPr>
-        <w:t xml:space="preserve"> задатака сервисирање </w:t>
+        <w:t xml:space="preserve"> задатака сервисирања</w:t>
+      </w:r>
+      <w:r>
+        <w:rPr>
+          <w:rFonts w:ascii="Tahoma" w:eastAsia="Calibri" w:hAnsi="Tahoma" w:cs="Tahoma"/>
+          <w:b/>
+          <w:sz w:val="28"/>
+          <w:szCs w:val="28"/>
+          <w:lang w:val="sr-Cyrl-RS"/>
+        </w:rPr>
+        <w:t xml:space="preserve"> </w:t>
       </w:r>
       <w:r>
         <w:rPr>
@@ -39995,7 +40465,7 @@
           <w:lang w:val="sr-Cyrl-RS"/>
         </w:rPr>
         <w:lastRenderedPageBreak/>
-        <w:t>5.10</w:t>
+        <w:t>5.1</w:t>
       </w:r>
       <w:r>
         <w:rPr>
@@ -40005,7 +40475,7 @@
           <w:szCs w:val="28"/>
           <w:lang w:val="sr-Cyrl-RS"/>
         </w:rPr>
-        <w:t xml:space="preserve">. </w:t>
+        <w:t>1</w:t>
       </w:r>
       <w:r>
         <w:rPr>
@@ -40015,16 +40485,26 @@
           <w:szCs w:val="28"/>
           <w:lang w:val="sr-Cyrl-RS"/>
         </w:rPr>
-        <w:t xml:space="preserve">Управљање задацима сервисирања </w:t>
-      </w:r>
-      <w:r>
-        <w:rPr>
-          <w:rFonts w:ascii="Times New Roman" w:eastAsia="Calibri" w:hAnsi="Times New Roman" w:cs="Times New Roman"/>
+        <w:t xml:space="preserve">. </w:t>
+      </w:r>
+      <w:r>
+        <w:rPr>
+          <w:rFonts w:ascii="Tahoma" w:eastAsia="Calibri" w:hAnsi="Tahoma" w:cs="Tahoma"/>
           <w:b/>
           <w:sz w:val="28"/>
           <w:szCs w:val="28"/>
           <w:lang w:val="sr-Cyrl-RS"/>
         </w:rPr>
+        <w:t xml:space="preserve">Управљање задацима сервисирања </w:t>
+      </w:r>
+      <w:r>
+        <w:rPr>
+          <w:rFonts w:ascii="Times New Roman" w:eastAsia="Calibri" w:hAnsi="Times New Roman" w:cs="Times New Roman"/>
+          <w:b/>
+          <w:sz w:val="28"/>
+          <w:szCs w:val="28"/>
+          <w:lang w:val="sr-Cyrl-RS"/>
+        </w:rPr>
         <w:br/>
       </w:r>
       <w:r>
@@ -40096,14 +40576,14 @@
           <w:rFonts w:ascii="Times New Roman" w:hAnsi="Times New Roman" w:cs="Times New Roman"/>
           <w:lang w:val="sr-Cyrl-RS"/>
         </w:rPr>
-        <w:t xml:space="preserve">бљених резервних делова и </w:t>
+        <w:t>бљених резервних делова и</w:t>
       </w:r>
       <w:r>
         <w:rPr>
           <w:rFonts w:ascii="Times New Roman" w:hAnsi="Times New Roman" w:cs="Times New Roman"/>
           <w:lang w:val="sr-Cyrl-RS"/>
         </w:rPr>
-        <w:t xml:space="preserve"> и стање задатка прелази у </w:t>
+        <w:t xml:space="preserve"> стање задатка прелази у </w:t>
       </w:r>
       <w:r>
         <w:rPr>
@@ -41285,7 +41765,17 @@
           <w:szCs w:val="28"/>
           <w:lang w:val="sr-Cyrl-RS"/>
         </w:rPr>
-        <w:t>5.11</w:t>
+        <w:t>5.1</w:t>
+      </w:r>
+      <w:r>
+        <w:rPr>
+          <w:rFonts w:ascii="Tahoma" w:eastAsia="Calibri" w:hAnsi="Tahoma" w:cs="Tahoma"/>
+          <w:b/>
+          <w:sz w:val="28"/>
+          <w:szCs w:val="28"/>
+          <w:lang w:val="sr-Cyrl-RS"/>
+        </w:rPr>
+        <w:t>2</w:t>
       </w:r>
       <w:r>
         <w:rPr>
@@ -42089,7 +42579,17 @@
           <w:szCs w:val="28"/>
           <w:lang w:val="sr-Cyrl-RS"/>
         </w:rPr>
-        <w:t>5.12</w:t>
+        <w:t>5.1</w:t>
+      </w:r>
+      <w:r>
+        <w:rPr>
+          <w:rFonts w:ascii="Tahoma" w:eastAsia="Calibri" w:hAnsi="Tahoma" w:cs="Tahoma"/>
+          <w:b/>
+          <w:sz w:val="28"/>
+          <w:szCs w:val="28"/>
+          <w:lang w:val="sr-Cyrl-RS"/>
+        </w:rPr>
+        <w:t>3</w:t>
       </w:r>
       <w:r>
         <w:rPr>
@@ -42555,7 +43055,17 @@
           <w:lang w:val="sr-Cyrl-RS"/>
         </w:rPr>
         <w:lastRenderedPageBreak/>
-        <w:t>5.13</w:t>
+        <w:t>5.1</w:t>
+      </w:r>
+      <w:r>
+        <w:rPr>
+          <w:rFonts w:ascii="Tahoma" w:eastAsia="Calibri" w:hAnsi="Tahoma" w:cs="Tahoma"/>
+          <w:b/>
+          <w:sz w:val="28"/>
+          <w:szCs w:val="28"/>
+          <w:lang w:val="sr-Cyrl-RS"/>
+        </w:rPr>
+        <w:t>4</w:t>
       </w:r>
       <w:r>
         <w:rPr>
@@ -44594,7 +45104,7 @@
           <w:rPr>
             <w:noProof/>
           </w:rPr>
-          <w:t>11</w:t>
+          <w:t>15</w:t>
         </w:r>
         <w:r>
           <w:fldChar w:fldCharType="end"/>
@@ -44708,7 +45218,7 @@
           <w:rPr>
             <w:noProof/>
           </w:rPr>
-          <w:t>10</w:t>
+          <w:t>16</w:t>
         </w:r>
         <w:r>
           <w:fldChar w:fldCharType="end"/>
@@ -52765,6 +53275,7 @@
   <w:style w:type="character" w:default="1" w:styleId="DefaultParagraphFont">
     <w:name w:val="Default Paragraph Font"/>
     <w:uiPriority w:val="1"/>
+    <w:semiHidden/>
     <w:unhideWhenUsed/>
   </w:style>
   <w:style w:type="table" w:default="1" w:styleId="TableNormal">
@@ -54973,7 +55484,7 @@
 </file>
 
 <file path=customXml/itemProps1.xml><?xml version="1.0" encoding="utf-8"?>
-<ds:datastoreItem xmlns:ds="http://schemas.openxmlformats.org/officeDocument/2006/customXml" ds:itemID="{FBE9B591-ADD9-4F9C-9F9F-33EE5D5B373E}">
+<ds:datastoreItem xmlns:ds="http://schemas.openxmlformats.org/officeDocument/2006/customXml" ds:itemID="{11347E1B-9369-41F7-98A9-D42366B5FB0A}">
   <ds:schemaRefs>
     <ds:schemaRef ds:uri="http://schemas.openxmlformats.org/officeDocument/2006/bibliography"/>
   </ds:schemaRefs>
